--- a/Documentation/project-plan.docx
+++ b/Documentation/project-plan.docx
@@ -5,7 +5,6 @@
     <w:p>
       <w:pPr>
         <w:pStyle w:val="Titel"/>
-        <w:jc w:val="center"/>
         <w:rPr>
           <w:lang w:val="de-DE"/>
         </w:rPr>
@@ -39,48 +38,168 @@
       </w:pPr>
       <w:r>
         <w:rPr>
+          <w:b/>
           <w:lang w:val="de-DE"/>
         </w:rPr>
         <w:t>Projektname</w:t>
       </w:r>
-    </w:p>
-    <w:p>
-      <w:pPr>
+      <w:r>
+        <w:rPr>
+          <w:b/>
+          <w:lang w:val="de-DE"/>
+        </w:rPr>
+        <w:t>:</w:t>
+      </w:r>
+      <w:r>
         <w:rPr>
           <w:lang w:val="de-DE"/>
         </w:rPr>
-      </w:pPr>
+        <w:t xml:space="preserve"> </w:t>
+      </w:r>
+      <w:proofErr w:type="spellStart"/>
       <w:r>
         <w:rPr>
           <w:lang w:val="de-DE"/>
         </w:rPr>
-        <w:t>Projektbeschreibung</w:t>
-      </w:r>
+        <w:t>CreateYourself</w:t>
+      </w:r>
+      <w:proofErr w:type="spellEnd"/>
     </w:p>
     <w:p>
       <w:pPr>
         <w:rPr>
+          <w:b/>
           <w:lang w:val="de-DE"/>
         </w:rPr>
       </w:pPr>
       <w:r>
         <w:rPr>
+          <w:b/>
+          <w:lang w:val="de-DE"/>
+        </w:rPr>
+        <w:t>Projektbeschreibung</w:t>
+      </w:r>
+      <w:r>
+        <w:rPr>
+          <w:b/>
+          <w:lang w:val="de-DE"/>
+        </w:rPr>
+        <w:t>:</w:t>
+      </w:r>
+    </w:p>
+    <w:p>
+      <w:proofErr w:type="spellStart"/>
+      <w:r>
+        <w:rPr>
+          <w:rFonts w:ascii="Aptos" w:eastAsia="Aptos" w:hAnsi="Aptos" w:cs="Aptos"/>
+          <w:lang w:val="de-DE"/>
+        </w:rPr>
+        <w:t>CreateYourself</w:t>
+      </w:r>
+      <w:proofErr w:type="spellEnd"/>
+      <w:r>
+        <w:rPr>
+          <w:rFonts w:ascii="Aptos" w:eastAsia="Aptos" w:hAnsi="Aptos" w:cs="Aptos"/>
+          <w:lang w:val="de-DE"/>
+        </w:rPr>
+        <w:t xml:space="preserve"> ist eine Webanwendung, mit der Nutzer einfach und schnell ein eigenes Portfolio erstellen können. Die Plattform ermöglicht es, Projekte, Fähigkeiten, Erfahrungen und Kontaktdaten übersichtlich darzustellen. Nutzer können ihr Portfolio individuell gestalten und online veröffentlichen, um ihre Arbeit anderen zu präsentieren.</w:t>
+      </w:r>
+    </w:p>
+    <w:p>
+      <w:pPr>
+        <w:rPr>
+          <w:b/>
+          <w:lang w:val="de-DE"/>
+        </w:rPr>
+      </w:pPr>
+      <w:r>
+        <w:rPr>
+          <w:b/>
           <w:lang w:val="de-DE"/>
         </w:rPr>
         <w:t>Zielgruppe</w:t>
       </w:r>
-    </w:p>
-    <w:p>
-      <w:pPr>
+      <w:r>
         <w:rPr>
+          <w:b/>
           <w:lang w:val="de-DE"/>
         </w:rPr>
-      </w:pPr>
-      <w:r>
+        <w:t xml:space="preserve">: </w:t>
+      </w:r>
+    </w:p>
+    <w:p>
+      <w:pPr>
         <w:rPr>
+          <w:rFonts w:ascii="Aptos" w:eastAsia="Aptos" w:hAnsi="Aptos" w:cs="Aptos"/>
+          <w:lang w:val="de-DE"/>
+        </w:rPr>
+      </w:pPr>
+      <w:r>
+        <w:rPr>
+          <w:rFonts w:ascii="Aptos" w:eastAsia="Aptos" w:hAnsi="Aptos" w:cs="Aptos"/>
+          <w:lang w:val="de-DE"/>
+        </w:rPr>
+        <w:t xml:space="preserve">Die Zielgruppe </w:t>
+      </w:r>
+      <w:r>
+        <w:rPr>
+          <w:rFonts w:ascii="Aptos" w:eastAsia="Aptos" w:hAnsi="Aptos" w:cs="Aptos"/>
+          <w:lang w:val="de-DE"/>
+        </w:rPr>
+        <w:t>ist</w:t>
+      </w:r>
+      <w:r>
+        <w:rPr>
+          <w:rFonts w:ascii="Aptos" w:eastAsia="Aptos" w:hAnsi="Aptos" w:cs="Aptos"/>
+          <w:lang w:val="de-DE"/>
+        </w:rPr>
+        <w:t xml:space="preserve"> vor allem Schüler, Studierende, Entwickler, Designer und andere kreative Personen, die ihre Projekte oder Fähigkeiten online präsentieren möchten. Auch Berufseinsteiger können die Plattform nutzen, um potenziellen Arbeitgebern ihre Arbeiten zu zeigen.</w:t>
+      </w:r>
+    </w:p>
+    <w:p>
+      <w:pPr>
+        <w:rPr>
+          <w:b/>
+          <w:lang w:val="de-DE"/>
+        </w:rPr>
+      </w:pPr>
+      <w:r>
+        <w:rPr>
+          <w:b/>
           <w:lang w:val="de-DE"/>
         </w:rPr>
         <w:t>Nutzen</w:t>
+      </w:r>
+      <w:r>
+        <w:rPr>
+          <w:b/>
+          <w:lang w:val="de-DE"/>
+        </w:rPr>
+        <w:t xml:space="preserve">: </w:t>
+      </w:r>
+    </w:p>
+    <w:p>
+      <w:pPr>
+        <w:rPr>
+          <w:rFonts w:ascii="Aptos" w:eastAsia="Aptos" w:hAnsi="Aptos" w:cs="Aptos"/>
+          <w:lang w:val="de-DE"/>
+        </w:rPr>
+      </w:pPr>
+      <w:proofErr w:type="spellStart"/>
+      <w:r>
+        <w:rPr>
+          <w:rFonts w:ascii="Aptos" w:eastAsia="Aptos" w:hAnsi="Aptos" w:cs="Aptos"/>
+          <w:lang w:val="de-DE"/>
+        </w:rPr>
+        <w:t>CreateYourself</w:t>
+      </w:r>
+      <w:proofErr w:type="spellEnd"/>
+      <w:r>
+        <w:rPr>
+          <w:rFonts w:ascii="Aptos" w:eastAsia="Aptos" w:hAnsi="Aptos" w:cs="Aptos"/>
+          <w:lang w:val="de-DE"/>
+        </w:rPr>
+        <w:t xml:space="preserve"> erleichtert die Erstellung eines professionellen Portfolios ohne Programmierkenntnisse. Nutzer können ihre Arbeiten strukturiert präsentieren und einen persönlichen Online-Auftritt erstellen, den sie z. B. bei Bewerbungen oder in sozialen Netzwerken teilen können.</w:t>
       </w:r>
     </w:p>
     <w:p>
@@ -125,6 +244,403 @@
         <w:t>Funktionale Anforderungen</w:t>
       </w:r>
     </w:p>
+    <w:p>
+      <w:pPr>
+        <w:pStyle w:val="berschrift4"/>
+      </w:pPr>
+      <w:proofErr w:type="spellStart"/>
+      <w:r>
+        <w:t>Must</w:t>
+      </w:r>
+      <w:proofErr w:type="spellEnd"/>
+      <w:r>
+        <w:t xml:space="preserve"> </w:t>
+      </w:r>
+      <w:proofErr w:type="spellStart"/>
+      <w:r>
+        <w:t>have</w:t>
+      </w:r>
+      <w:proofErr w:type="spellEnd"/>
+    </w:p>
+    <w:p>
+      <w:pPr>
+        <w:pStyle w:val="Listenabsatz"/>
+        <w:numPr>
+          <w:ilvl w:val="0"/>
+          <w:numId w:val="1"/>
+        </w:numPr>
+        <w:spacing w:after="0"/>
+      </w:pPr>
+      <w:r>
+        <w:t>Be</w:t>
+      </w:r>
+      <w:r>
+        <w:rPr>
+          <w:rFonts w:eastAsiaTheme="minorEastAsia"/>
+        </w:rPr>
+        <w:t>nutzer Registration und Anmeldung mit Benutzername, E-Mail und Passwort.</w:t>
+      </w:r>
+    </w:p>
+    <w:p>
+      <w:pPr>
+        <w:pStyle w:val="Listenabsatz"/>
+        <w:rPr>
+          <w:rFonts w:eastAsiaTheme="minorEastAsia"/>
+        </w:rPr>
+      </w:pPr>
+      <w:r>
+        <w:rPr>
+          <w:rFonts w:ascii="Arial" w:eastAsia="Arial" w:hAnsi="Arial" w:cs="Arial"/>
+          <w:b/>
+          <w:bCs/>
+          <w:color w:val="0A0A0A"/>
+          <w:sz w:val="24"/>
+          <w:szCs w:val="24"/>
+        </w:rPr>
+        <w:t>→</w:t>
+      </w:r>
+      <w:r>
+        <w:rPr>
+          <w:rFonts w:ascii="Arial" w:eastAsia="Arial" w:hAnsi="Arial" w:cs="Arial"/>
+          <w:b/>
+          <w:bCs/>
+          <w:color w:val="0A0A0A"/>
+          <w:sz w:val="24"/>
+          <w:szCs w:val="24"/>
+        </w:rPr>
+        <w:t xml:space="preserve"> </w:t>
+      </w:r>
+      <w:r>
+        <w:rPr>
+          <w:rFonts w:eastAsiaTheme="minorEastAsia"/>
+        </w:rPr>
+        <w:t>Passwörter werden verschlüsselt gespeichert und k</w:t>
+      </w:r>
+      <w:r>
+        <w:rPr>
+          <w:rFonts w:eastAsiaTheme="minorEastAsia"/>
+        </w:rPr>
+        <w:t>önnen</w:t>
+      </w:r>
+      <w:r>
+        <w:rPr>
+          <w:rFonts w:eastAsiaTheme="minorEastAsia"/>
+        </w:rPr>
+        <w:t xml:space="preserve"> auch geändert werden.</w:t>
+      </w:r>
+    </w:p>
+    <w:p>
+      <w:pPr>
+        <w:pStyle w:val="Listenabsatz"/>
+        <w:numPr>
+          <w:ilvl w:val="0"/>
+          <w:numId w:val="1"/>
+        </w:numPr>
+        <w:spacing w:before="240"/>
+      </w:pPr>
+      <w:r>
+        <w:rPr>
+          <w:rFonts w:eastAsiaTheme="minorEastAsia"/>
+        </w:rPr>
+        <w:t>Portfolio</w:t>
+      </w:r>
+      <w:r>
+        <w:rPr>
+          <w:rFonts w:eastAsiaTheme="minorEastAsia"/>
+        </w:rPr>
+        <w:t>s</w:t>
+      </w:r>
+      <w:r>
+        <w:rPr>
+          <w:rFonts w:eastAsiaTheme="minorEastAsia"/>
+        </w:rPr>
+        <w:t xml:space="preserve"> erstellen und bearbeiten mit Inhalten:</w:t>
+      </w:r>
+      <w:r>
+        <w:t xml:space="preserve"> Text, Bilder und Links.</w:t>
+      </w:r>
+    </w:p>
+    <w:p>
+      <w:pPr>
+        <w:pStyle w:val="Listenabsatz"/>
+        <w:numPr>
+          <w:ilvl w:val="0"/>
+          <w:numId w:val="1"/>
+        </w:numPr>
+      </w:pPr>
+      <w:r>
+        <w:t>Versionierung: Entwurf speichern und Änderungen verfolgen.</w:t>
+      </w:r>
+    </w:p>
+    <w:p>
+      <w:pPr>
+        <w:pStyle w:val="Listenabsatz"/>
+        <w:rPr>
+          <w:rFonts w:eastAsiaTheme="minorEastAsia"/>
+        </w:rPr>
+      </w:pPr>
+      <w:r>
+        <w:rPr>
+          <w:rFonts w:ascii="Arial" w:eastAsia="Arial" w:hAnsi="Arial" w:cs="Arial"/>
+          <w:b/>
+          <w:bCs/>
+          <w:color w:val="0A0A0A"/>
+          <w:sz w:val="24"/>
+          <w:szCs w:val="24"/>
+        </w:rPr>
+        <w:t>→</w:t>
+      </w:r>
+      <w:r>
+        <w:rPr>
+          <w:rFonts w:ascii="Arial" w:eastAsia="Arial" w:hAnsi="Arial" w:cs="Arial"/>
+          <w:b/>
+          <w:bCs/>
+          <w:color w:val="0A0A0A"/>
+          <w:sz w:val="24"/>
+          <w:szCs w:val="24"/>
+        </w:rPr>
+        <w:t xml:space="preserve"> </w:t>
+      </w:r>
+      <w:r>
+        <w:t>Benutzer können Entwürfe speichern, bevor das Portfolio veröffentlicht wird, um verschiedene Layouts oder Inhalte auszuprobieren</w:t>
+      </w:r>
+      <w:r>
+        <w:t>,</w:t>
+      </w:r>
+      <w:r>
+        <w:t xml:space="preserve"> bevor es </w:t>
+      </w:r>
+      <w:r>
+        <w:t>veröffentlicht wird.</w:t>
+      </w:r>
+    </w:p>
+    <w:p>
+      <w:pPr>
+        <w:pStyle w:val="Listenabsatz"/>
+        <w:numPr>
+          <w:ilvl w:val="0"/>
+          <w:numId w:val="1"/>
+        </w:numPr>
+      </w:pPr>
+      <w:r>
+        <w:t>Thema, Farben und Schriftzug des Portfolios anpassen.</w:t>
+      </w:r>
+    </w:p>
+    <w:p>
+      <w:pPr>
+        <w:pStyle w:val="Listenabsatz"/>
+        <w:rPr>
+          <w:rFonts w:eastAsiaTheme="minorEastAsia"/>
+        </w:rPr>
+      </w:pPr>
+      <w:r>
+        <w:rPr>
+          <w:rFonts w:ascii="Arial" w:eastAsia="Arial" w:hAnsi="Arial" w:cs="Arial"/>
+          <w:b/>
+          <w:bCs/>
+          <w:color w:val="0A0A0A"/>
+          <w:sz w:val="24"/>
+          <w:szCs w:val="24"/>
+        </w:rPr>
+        <w:t>→</w:t>
+      </w:r>
+      <w:r>
+        <w:rPr>
+          <w:rFonts w:ascii="Arial" w:eastAsia="Arial" w:hAnsi="Arial" w:cs="Arial"/>
+          <w:b/>
+          <w:bCs/>
+          <w:color w:val="0A0A0A"/>
+          <w:sz w:val="24"/>
+          <w:szCs w:val="24"/>
+        </w:rPr>
+        <w:t xml:space="preserve"> </w:t>
+      </w:r>
+      <w:r>
+        <w:t xml:space="preserve">Die Layouts sollen dem Benutzer helfen mit </w:t>
+      </w:r>
+      <w:r>
+        <w:t>Leichtigkeit</w:t>
+      </w:r>
+      <w:r>
+        <w:t xml:space="preserve"> ein </w:t>
+      </w:r>
+      <w:r>
+        <w:t xml:space="preserve">Professionell oder </w:t>
+      </w:r>
+      <w:r>
+        <w:t>kreativ</w:t>
+      </w:r>
+      <w:r>
+        <w:t xml:space="preserve"> aussehendes Portfolio zu erstellen.</w:t>
+      </w:r>
+    </w:p>
+    <w:p>
+      <w:pPr>
+        <w:pStyle w:val="Listenabsatz"/>
+        <w:numPr>
+          <w:ilvl w:val="0"/>
+          <w:numId w:val="1"/>
+        </w:numPr>
+      </w:pPr>
+      <w:r>
+        <w:t>Portfolio erhält eine dauerhafte, eindeutige URL (Hash-basiert).</w:t>
+      </w:r>
+    </w:p>
+    <w:p>
+      <w:pPr>
+        <w:pStyle w:val="Listenabsatz"/>
+      </w:pPr>
+      <w:r>
+        <w:rPr>
+          <w:rFonts w:ascii="Arial" w:eastAsia="Arial" w:hAnsi="Arial" w:cs="Arial"/>
+          <w:b/>
+          <w:bCs/>
+          <w:color w:val="0A0A0A"/>
+          <w:sz w:val="24"/>
+          <w:szCs w:val="24"/>
+        </w:rPr>
+        <w:t>→</w:t>
+      </w:r>
+      <w:r>
+        <w:rPr>
+          <w:rFonts w:ascii="Arial" w:eastAsia="Arial" w:hAnsi="Arial" w:cs="Arial"/>
+          <w:b/>
+          <w:bCs/>
+          <w:color w:val="0A0A0A"/>
+          <w:sz w:val="24"/>
+          <w:szCs w:val="24"/>
+        </w:rPr>
+        <w:t xml:space="preserve"> </w:t>
+      </w:r>
+      <w:r>
+        <w:t>Durch diese URL kann der Benutzer sein Portfolio teilen mit Arbeitgebern oder Kunden.</w:t>
+      </w:r>
+    </w:p>
+    <w:p>
+      <w:pPr>
+        <w:pStyle w:val="Listenabsatz"/>
+        <w:numPr>
+          <w:ilvl w:val="0"/>
+          <w:numId w:val="1"/>
+        </w:numPr>
+      </w:pPr>
+      <w:r>
+        <w:t>Benutzeroberfläche in mehreren Sprachen verfügbar.</w:t>
+      </w:r>
+      <w:r>
+        <w:t xml:space="preserve"> Diese Sprache kann man auch zu jeder Zeit anpassen.</w:t>
+      </w:r>
+    </w:p>
+    <w:p>
+      <w:pPr>
+        <w:pStyle w:val="Listenabsatz"/>
+      </w:pPr>
+      <w:r>
+        <w:rPr>
+          <w:rFonts w:ascii="Arial" w:eastAsia="Arial" w:hAnsi="Arial" w:cs="Arial"/>
+          <w:b/>
+          <w:bCs/>
+          <w:color w:val="0A0A0A"/>
+          <w:sz w:val="24"/>
+          <w:szCs w:val="24"/>
+        </w:rPr>
+        <w:lastRenderedPageBreak/>
+        <w:t>→</w:t>
+      </w:r>
+      <w:r>
+        <w:rPr>
+          <w:rFonts w:ascii="Arial" w:eastAsia="Arial" w:hAnsi="Arial" w:cs="Arial"/>
+          <w:b/>
+          <w:bCs/>
+          <w:color w:val="0A0A0A"/>
+          <w:sz w:val="24"/>
+          <w:szCs w:val="24"/>
+        </w:rPr>
+        <w:t xml:space="preserve"> </w:t>
+      </w:r>
+      <w:r>
+        <w:t>Auch die Sprache des Portfolios ist leicht anzupassen.</w:t>
+      </w:r>
+    </w:p>
+    <w:p>
+      <w:pPr>
+        <w:pStyle w:val="berschrift4"/>
+      </w:pPr>
+      <w:proofErr w:type="spellStart"/>
+      <w:r>
+        <w:t>Should</w:t>
+      </w:r>
+      <w:proofErr w:type="spellEnd"/>
+      <w:r>
+        <w:t xml:space="preserve"> Have</w:t>
+      </w:r>
+    </w:p>
+    <w:p>
+      <w:pPr>
+        <w:pStyle w:val="Listenabsatz"/>
+        <w:numPr>
+          <w:ilvl w:val="0"/>
+          <w:numId w:val="8"/>
+        </w:numPr>
+      </w:pPr>
+      <w:r>
+        <w:t>Vorschau vor Portfolio Veröffentlichung</w:t>
+      </w:r>
+    </w:p>
+    <w:p>
+      <w:pPr>
+        <w:pStyle w:val="Listenabsatz"/>
+        <w:numPr>
+          <w:ilvl w:val="0"/>
+          <w:numId w:val="8"/>
+        </w:numPr>
+      </w:pPr>
+      <w:r>
+        <w:t>Import und Export von Portfolios als JSON-Datei</w:t>
+      </w:r>
+    </w:p>
+    <w:p>
+      <w:pPr>
+        <w:pStyle w:val="berschrift4"/>
+      </w:pPr>
+      <w:proofErr w:type="spellStart"/>
+      <w:r>
+        <w:t>Could</w:t>
+      </w:r>
+      <w:proofErr w:type="spellEnd"/>
+      <w:r>
+        <w:t xml:space="preserve"> </w:t>
+      </w:r>
+      <w:proofErr w:type="spellStart"/>
+      <w:r>
+        <w:t>have</w:t>
+      </w:r>
+      <w:proofErr w:type="spellEnd"/>
+    </w:p>
+    <w:p>
+      <w:pPr>
+        <w:pStyle w:val="Listenabsatz"/>
+        <w:numPr>
+          <w:ilvl w:val="0"/>
+          <w:numId w:val="8"/>
+        </w:numPr>
+      </w:pPr>
+      <w:r>
+        <w:t>Drag-and-Drop Funktionalität von Layout Bildern und Text.</w:t>
+      </w:r>
+    </w:p>
+    <w:p>
+      <w:pPr>
+        <w:pStyle w:val="Listenabsatz"/>
+        <w:numPr>
+          <w:ilvl w:val="0"/>
+          <w:numId w:val="8"/>
+        </w:numPr>
+      </w:pPr>
+      <w:r>
+        <w:t>Komponenten-Bibliothek.</w:t>
+      </w:r>
+    </w:p>
     <w:p/>
     <w:p>
       <w:pPr>
@@ -134,86 +650,2437 @@
         <w:t>User Stories</w:t>
       </w:r>
     </w:p>
+    <w:p>
+      <w:pPr>
+        <w:pStyle w:val="Listenabsatz"/>
+        <w:numPr>
+          <w:ilvl w:val="0"/>
+          <w:numId w:val="3"/>
+        </w:numPr>
+      </w:pPr>
+      <w:r>
+        <w:t>Als Nutzer will ich ein Konto erstellen können, damit ich mein Portfolio speichern und später bearbeiten kann.</w:t>
+      </w:r>
+    </w:p>
+    <w:p>
+      <w:pPr>
+        <w:pStyle w:val="Listenabsatz"/>
+        <w:numPr>
+          <w:ilvl w:val="0"/>
+          <w:numId w:val="3"/>
+        </w:numPr>
+      </w:pPr>
+      <w:r>
+        <w:t>Als Nutzer möchte ich mich einloggen können, damit ich auf mein Portfolio zugreifen kann.</w:t>
+      </w:r>
+    </w:p>
+    <w:p>
+      <w:pPr>
+        <w:pStyle w:val="Listenabsatz"/>
+        <w:numPr>
+          <w:ilvl w:val="0"/>
+          <w:numId w:val="3"/>
+        </w:numPr>
+      </w:pPr>
+      <w:r>
+        <w:t xml:space="preserve">Als Nutzer möchte ich ein neues Portfolio erstellen können, damit </w:t>
+      </w:r>
+      <w:r>
+        <w:t>meine</w:t>
+      </w:r>
+      <w:r>
+        <w:t xml:space="preserve"> Projekte und Fähigkeiten </w:t>
+      </w:r>
+      <w:r>
+        <w:t xml:space="preserve">präsentieren </w:t>
+      </w:r>
+      <w:bookmarkStart w:id="0" w:name="_Int_TUy8v7sc"/>
+      <w:proofErr w:type="gramStart"/>
+      <w:r>
+        <w:t>kann</w:t>
+      </w:r>
+      <w:bookmarkEnd w:id="0"/>
+      <w:proofErr w:type="gramEnd"/>
+      <w:r>
+        <w:t>.</w:t>
+      </w:r>
+    </w:p>
+    <w:p>
+      <w:pPr>
+        <w:pStyle w:val="Listenabsatz"/>
+        <w:numPr>
+          <w:ilvl w:val="0"/>
+          <w:numId w:val="3"/>
+        </w:numPr>
+      </w:pPr>
+      <w:r>
+        <w:t xml:space="preserve">Als Nutzer möchte ich </w:t>
+      </w:r>
+      <w:r>
+        <w:t>Projekte zu meinem Portfolio hinzufügen können, damit Besucher meine Arbeiten sehen können.</w:t>
+      </w:r>
+    </w:p>
+    <w:p>
+      <w:pPr>
+        <w:pStyle w:val="Listenabsatz"/>
+        <w:numPr>
+          <w:ilvl w:val="0"/>
+          <w:numId w:val="3"/>
+        </w:numPr>
+      </w:pPr>
+      <w:r>
+        <w:t xml:space="preserve">Als Nutzer möchte </w:t>
+      </w:r>
+      <w:r>
+        <w:t>ich</w:t>
+      </w:r>
+      <w:r>
+        <w:t xml:space="preserve"> Texte, Bilder und Links hinzufügen können, damit ich mein Portfolio individuell </w:t>
+      </w:r>
+      <w:r>
+        <w:t>gestalten</w:t>
+      </w:r>
+      <w:r>
+        <w:t xml:space="preserve"> kann</w:t>
+      </w:r>
+      <w:r>
+        <w:t>.</w:t>
+      </w:r>
+    </w:p>
+    <w:p>
+      <w:pPr>
+        <w:pStyle w:val="Listenabsatz"/>
+        <w:numPr>
+          <w:ilvl w:val="0"/>
+          <w:numId w:val="3"/>
+        </w:numPr>
+      </w:pPr>
+      <w:r>
+        <w:t xml:space="preserve">Als Nutzer </w:t>
+      </w:r>
+      <w:r>
+        <w:t>möchte ich das Design meines Portfolios anpassen können, damit es meinem persönlichen Stil entspricht.</w:t>
+      </w:r>
+    </w:p>
+    <w:p>
+      <w:pPr>
+        <w:pStyle w:val="Listenabsatz"/>
+        <w:numPr>
+          <w:ilvl w:val="0"/>
+          <w:numId w:val="3"/>
+        </w:numPr>
+      </w:pPr>
+      <w:r>
+        <w:t>Als Nutzer möchte ich eine Vorschau meines Portfolios sehen können, damit ich überprüfen kann</w:t>
+      </w:r>
+      <w:r>
+        <w:t>, wie es für Besucher aussieht.</w:t>
+      </w:r>
+    </w:p>
+    <w:p>
+      <w:pPr>
+        <w:pStyle w:val="Listenabsatz"/>
+        <w:numPr>
+          <w:ilvl w:val="0"/>
+          <w:numId w:val="3"/>
+        </w:numPr>
+      </w:pPr>
+      <w:r>
+        <w:t xml:space="preserve">Als Nutzer will ich mein Portfolio </w:t>
+      </w:r>
+      <w:r>
+        <w:t>veröffentlichen</w:t>
+      </w:r>
+      <w:r>
+        <w:t xml:space="preserve"> können, damit andere </w:t>
+      </w:r>
+      <w:r>
+        <w:t>Personen es online ansehen können.</w:t>
+      </w:r>
+    </w:p>
+    <w:p>
+      <w:pPr>
+        <w:pStyle w:val="Listenabsatz"/>
+        <w:numPr>
+          <w:ilvl w:val="0"/>
+          <w:numId w:val="3"/>
+        </w:numPr>
+      </w:pPr>
+      <w:r>
+        <w:t xml:space="preserve">Als Besucher möchte ich ein Portfolio einfach ansehen können, damit ich schnell Informationen über die </w:t>
+      </w:r>
+      <w:r>
+        <w:t>P</w:t>
+      </w:r>
+      <w:r>
+        <w:t xml:space="preserve">erson </w:t>
+      </w:r>
+      <w:r>
+        <w:t xml:space="preserve">und ihre Projekte </w:t>
+      </w:r>
+      <w:r>
+        <w:t>finde</w:t>
+      </w:r>
+      <w:r>
+        <w:t>.</w:t>
+      </w:r>
+    </w:p>
+    <w:p>
+      <w:pPr>
+        <w:pStyle w:val="Listenabsatz"/>
+        <w:numPr>
+          <w:ilvl w:val="0"/>
+          <w:numId w:val="3"/>
+        </w:numPr>
+      </w:pPr>
+      <w:r>
+        <w:t xml:space="preserve">Als Nutzer möchte ich </w:t>
+      </w:r>
+      <w:r>
+        <w:t>mein</w:t>
+      </w:r>
+      <w:r>
+        <w:t xml:space="preserve"> Portfolio jederzeit bearbeiten oder aktualisieren können, damit </w:t>
+      </w:r>
+      <w:r>
+        <w:t>meine Inhalte aktuell bleiben.</w:t>
+      </w:r>
+    </w:p>
+    <w:p>
+      <w:pPr>
+        <w:pStyle w:val="berschrift2"/>
+      </w:pPr>
+      <w:r>
+        <w:t>Nichtfunktionale Anforderungen</w:t>
+      </w:r>
+    </w:p>
+    <w:p>
+      <w:r>
+        <w:t>Einfa</w:t>
+      </w:r>
+      <w:r>
+        <w:t>che</w:t>
+      </w:r>
+      <w:r>
+        <w:t xml:space="preserve"> </w:t>
+      </w:r>
+      <w:r>
+        <w:t>Bedien</w:t>
+      </w:r>
+      <w:r>
+        <w:t>barkeit</w:t>
+      </w:r>
+      <w:r>
+        <w:t>:</w:t>
+      </w:r>
+    </w:p>
+    <w:p>
+      <w:pPr>
+        <w:pStyle w:val="Listenabsatz"/>
+        <w:numPr>
+          <w:ilvl w:val="0"/>
+          <w:numId w:val="8"/>
+        </w:numPr>
+      </w:pPr>
+      <w:r>
+        <w:t>Der U</w:t>
+      </w:r>
+      <w:r>
+        <w:t>ser soll</w:t>
+      </w:r>
+      <w:r>
+        <w:t xml:space="preserve"> sich </w:t>
+      </w:r>
+      <w:r>
+        <w:t>in</w:t>
+      </w:r>
+      <w:r>
+        <w:t>sti</w:t>
+      </w:r>
+      <w:r>
+        <w:t xml:space="preserve">nktiv </w:t>
+      </w:r>
+      <w:r>
+        <w:t>zur</w:t>
+      </w:r>
+      <w:r>
+        <w:t>echt</w:t>
+      </w:r>
+      <w:r>
+        <w:t>finden</w:t>
+      </w:r>
+      <w:r>
+        <w:t>, o</w:t>
+      </w:r>
+      <w:r>
+        <w:t xml:space="preserve">hne </w:t>
+      </w:r>
+      <w:r>
+        <w:t>vor</w:t>
+      </w:r>
+      <w:r>
+        <w:t xml:space="preserve">her </w:t>
+      </w:r>
+      <w:r>
+        <w:t xml:space="preserve">sich </w:t>
+      </w:r>
+      <w:r>
+        <w:t>lange m</w:t>
+      </w:r>
+      <w:r>
+        <w:t xml:space="preserve">it der </w:t>
+      </w:r>
+      <w:r>
+        <w:t xml:space="preserve">Website </w:t>
+      </w:r>
+      <w:r>
+        <w:t>aus</w:t>
+      </w:r>
+      <w:r>
+        <w:t>ein</w:t>
+      </w:r>
+      <w:r>
+        <w:t>ander</w:t>
+      </w:r>
+      <w:r>
+        <w:t>gesetzt</w:t>
+      </w:r>
+      <w:r>
+        <w:t xml:space="preserve"> </w:t>
+      </w:r>
+      <w:r>
+        <w:t>zu habe</w:t>
+      </w:r>
+      <w:r>
+        <w:t xml:space="preserve">n. </w:t>
+      </w:r>
+      <w:r>
+        <w:t>Um</w:t>
+      </w:r>
+      <w:r>
+        <w:t xml:space="preserve"> das zu </w:t>
+      </w:r>
+      <w:r>
+        <w:t>erreichen,</w:t>
+      </w:r>
+      <w:r>
+        <w:t xml:space="preserve"> werden</w:t>
+      </w:r>
+      <w:r>
+        <w:t xml:space="preserve"> </w:t>
+      </w:r>
+      <w:r>
+        <w:t>B</w:t>
+      </w:r>
+      <w:r>
+        <w:t>e</w:t>
+      </w:r>
+      <w:r>
+        <w:t>dien</w:t>
+      </w:r>
+      <w:r>
+        <w:t>elemente</w:t>
+      </w:r>
+      <w:r>
+        <w:t xml:space="preserve"> </w:t>
+      </w:r>
+      <w:r>
+        <w:t>verw</w:t>
+      </w:r>
+      <w:r>
+        <w:t>endet</w:t>
+      </w:r>
+      <w:r>
+        <w:t xml:space="preserve">, </w:t>
+      </w:r>
+      <w:r>
+        <w:t xml:space="preserve">welche </w:t>
+      </w:r>
+      <w:r>
+        <w:t>all</w:t>
+      </w:r>
+      <w:r>
+        <w:t xml:space="preserve">gemein </w:t>
+      </w:r>
+      <w:r>
+        <w:t>bekannt</w:t>
+      </w:r>
+      <w:r>
+        <w:t xml:space="preserve"> </w:t>
+      </w:r>
+      <w:r>
+        <w:t xml:space="preserve">und </w:t>
+      </w:r>
+      <w:r>
+        <w:t>häu</w:t>
+      </w:r>
+      <w:r>
+        <w:t>f</w:t>
+      </w:r>
+      <w:r>
+        <w:t xml:space="preserve">ig </w:t>
+      </w:r>
+      <w:r>
+        <w:t>anz</w:t>
+      </w:r>
+      <w:r>
+        <w:t xml:space="preserve">ufinden </w:t>
+      </w:r>
+      <w:r>
+        <w:t>sind</w:t>
+      </w:r>
+      <w:r>
+        <w:t>, u</w:t>
+      </w:r>
+      <w:r>
+        <w:t>m die L</w:t>
+      </w:r>
+      <w:r>
+        <w:t>ern</w:t>
+      </w:r>
+      <w:r>
+        <w:t>kur</w:t>
+      </w:r>
+      <w:r>
+        <w:t xml:space="preserve">ve </w:t>
+      </w:r>
+      <w:r>
+        <w:t>so fla</w:t>
+      </w:r>
+      <w:r>
+        <w:t xml:space="preserve">ch </w:t>
+      </w:r>
+      <w:r>
+        <w:t>wie m</w:t>
+      </w:r>
+      <w:r>
+        <w:t>ögl</w:t>
+      </w:r>
+      <w:r>
+        <w:t>ich zu halte</w:t>
+      </w:r>
+      <w:r>
+        <w:t>n</w:t>
+      </w:r>
+      <w:r>
+        <w:t xml:space="preserve">. </w:t>
+      </w:r>
+      <w:r>
+        <w:t>Darüber hinaus</w:t>
+      </w:r>
+      <w:r>
+        <w:t xml:space="preserve"> </w:t>
+      </w:r>
+      <w:r>
+        <w:t>w</w:t>
+      </w:r>
+      <w:r>
+        <w:t xml:space="preserve">ird </w:t>
+      </w:r>
+      <w:r>
+        <w:t>d</w:t>
+      </w:r>
+      <w:r>
+        <w:t>as U</w:t>
+      </w:r>
+      <w:r>
+        <w:t>ser I</w:t>
+      </w:r>
+      <w:r>
+        <w:t>nterfa</w:t>
+      </w:r>
+      <w:r>
+        <w:t xml:space="preserve">ce </w:t>
+      </w:r>
+      <w:r>
+        <w:t>ehe</w:t>
+      </w:r>
+      <w:r>
+        <w:t>r min</w:t>
+      </w:r>
+      <w:r>
+        <w:t>imal</w:t>
+      </w:r>
+      <w:r>
+        <w:t>i</w:t>
+      </w:r>
+      <w:r>
+        <w:t>stisch g</w:t>
+      </w:r>
+      <w:r>
+        <w:t>ehalten</w:t>
+      </w:r>
+      <w:r>
+        <w:t>.</w:t>
+      </w:r>
+    </w:p>
+    <w:p>
+      <w:r>
+        <w:t>Zu</w:t>
+      </w:r>
+      <w:r>
+        <w:t>rück</w:t>
+      </w:r>
+      <w:r>
+        <w:t xml:space="preserve">setzen </w:t>
+      </w:r>
+      <w:r>
+        <w:t xml:space="preserve">von </w:t>
+      </w:r>
+      <w:r>
+        <w:t>Ände</w:t>
+      </w:r>
+      <w:r>
+        <w:t>rungen:</w:t>
+      </w:r>
+    </w:p>
+    <w:p>
+      <w:pPr>
+        <w:pStyle w:val="Listenabsatz"/>
+        <w:numPr>
+          <w:ilvl w:val="0"/>
+          <w:numId w:val="8"/>
+        </w:numPr>
+      </w:pPr>
+      <w:r>
+        <w:t>Wen</w:t>
+      </w:r>
+      <w:r>
+        <w:t xml:space="preserve">n </w:t>
+      </w:r>
+      <w:r>
+        <w:t>Änderungen</w:t>
+      </w:r>
+      <w:r>
+        <w:t xml:space="preserve"> gemacht</w:t>
+      </w:r>
+      <w:r>
+        <w:t xml:space="preserve"> wer</w:t>
+      </w:r>
+      <w:r>
+        <w:t>den</w:t>
+      </w:r>
+      <w:r>
+        <w:t>, welche</w:t>
+      </w:r>
+      <w:r>
+        <w:t xml:space="preserve"> </w:t>
+      </w:r>
+      <w:r>
+        <w:t>im Nachhinein</w:t>
+      </w:r>
+      <w:r>
+        <w:t xml:space="preserve"> </w:t>
+      </w:r>
+      <w:r>
+        <w:t>ver</w:t>
+      </w:r>
+      <w:r>
+        <w:t>worfen werd</w:t>
+      </w:r>
+      <w:r>
+        <w:t>en solle</w:t>
+      </w:r>
+      <w:r>
+        <w:t>n</w:t>
+      </w:r>
+      <w:r>
+        <w:t xml:space="preserve">, </w:t>
+      </w:r>
+      <w:r>
+        <w:t>sol</w:t>
+      </w:r>
+      <w:r>
+        <w:t xml:space="preserve">l </w:t>
+      </w:r>
+      <w:r>
+        <w:t xml:space="preserve">der </w:t>
+      </w:r>
+      <w:r>
+        <w:t xml:space="preserve">User </w:t>
+      </w:r>
+      <w:r>
+        <w:t>dur</w:t>
+      </w:r>
+      <w:r>
+        <w:t xml:space="preserve">ch </w:t>
+      </w:r>
+      <w:r>
+        <w:t xml:space="preserve">eine </w:t>
+      </w:r>
+      <w:r>
+        <w:t>Z</w:t>
+      </w:r>
+      <w:r>
+        <w:t>urü</w:t>
+      </w:r>
+      <w:r>
+        <w:t>cktas</w:t>
+      </w:r>
+      <w:r>
+        <w:t>te ode</w:t>
+      </w:r>
+      <w:r>
+        <w:t xml:space="preserve">r </w:t>
+      </w:r>
+      <w:r>
+        <w:t>STR</w:t>
+      </w:r>
+      <w:r>
+        <w:t>G</w:t>
+      </w:r>
+      <w:r>
+        <w:t>-</w:t>
+      </w:r>
+      <w:r>
+        <w:t>Z die</w:t>
+      </w:r>
+      <w:r>
+        <w:t xml:space="preserve"> </w:t>
+      </w:r>
+      <w:r>
+        <w:t>Änd</w:t>
+      </w:r>
+      <w:r>
+        <w:t xml:space="preserve">erungen </w:t>
+      </w:r>
+      <w:r>
+        <w:t>widerrufen</w:t>
+      </w:r>
+      <w:r>
+        <w:t xml:space="preserve"> könne</w:t>
+      </w:r>
+      <w:r>
+        <w:t>n.</w:t>
+      </w:r>
+      <w:r>
+        <w:t xml:space="preserve"> </w:t>
+      </w:r>
+      <w:r>
+        <w:t>Widerrufene</w:t>
+      </w:r>
+      <w:r>
+        <w:t xml:space="preserve"> </w:t>
+      </w:r>
+      <w:r>
+        <w:t>Änderun</w:t>
+      </w:r>
+      <w:r>
+        <w:t>gen kön</w:t>
+      </w:r>
+      <w:r>
+        <w:t>nen da</w:t>
+      </w:r>
+      <w:r>
+        <w:t xml:space="preserve">nn auch </w:t>
+      </w:r>
+      <w:r>
+        <w:t xml:space="preserve">wieder </w:t>
+      </w:r>
+      <w:r>
+        <w:t>wied</w:t>
+      </w:r>
+      <w:r>
+        <w:t>erher</w:t>
+      </w:r>
+      <w:r>
+        <w:t>gestell</w:t>
+      </w:r>
+      <w:r>
+        <w:t xml:space="preserve">t werden </w:t>
+      </w:r>
+      <w:r>
+        <w:t>durch</w:t>
+      </w:r>
+      <w:r>
+        <w:t xml:space="preserve"> eine </w:t>
+      </w:r>
+      <w:r>
+        <w:t>Vor</w:t>
+      </w:r>
+      <w:r>
+        <w:t>wärts</w:t>
+      </w:r>
+      <w:r>
+        <w:t xml:space="preserve">taste </w:t>
+      </w:r>
+      <w:r>
+        <w:t xml:space="preserve">oder </w:t>
+      </w:r>
+      <w:r>
+        <w:t>ST</w:t>
+      </w:r>
+      <w:r>
+        <w:t>RG</w:t>
+      </w:r>
+      <w:r>
+        <w:t>-</w:t>
+      </w:r>
+      <w:r>
+        <w:t>Y</w:t>
+      </w:r>
+      <w:r>
+        <w:t>.</w:t>
+      </w:r>
+      <w:r>
+        <w:t xml:space="preserve"> </w:t>
+      </w:r>
+    </w:p>
+    <w:p>
+      <w:r>
+        <w:t>S</w:t>
+      </w:r>
+      <w:r>
+        <w:t>innvo</w:t>
+      </w:r>
+      <w:r>
+        <w:t xml:space="preserve">lle </w:t>
+      </w:r>
+      <w:r>
+        <w:t>Fehlermeldungen</w:t>
+      </w:r>
+      <w:r>
+        <w:t>:</w:t>
+      </w:r>
+    </w:p>
+    <w:p>
+      <w:pPr>
+        <w:pStyle w:val="Listenabsatz"/>
+        <w:numPr>
+          <w:ilvl w:val="0"/>
+          <w:numId w:val="8"/>
+        </w:numPr>
+      </w:pPr>
+      <w:r>
+        <w:lastRenderedPageBreak/>
+        <w:t xml:space="preserve">Wenn </w:t>
+      </w:r>
+      <w:r>
+        <w:t xml:space="preserve">Fehler vom Backend </w:t>
+      </w:r>
+      <w:r>
+        <w:t xml:space="preserve">ins Frontend übermittelt werden, sollten diese </w:t>
+      </w:r>
+      <w:r>
+        <w:t xml:space="preserve">genau aussagen worin der Fehler liegt und dies dem Nutzer auch angezeigt werden, dass </w:t>
+      </w:r>
+      <w:r>
+        <w:t xml:space="preserve">der </w:t>
+      </w:r>
+      <w:r>
+        <w:t>Nutzen,</w:t>
+      </w:r>
+      <w:r>
+        <w:t xml:space="preserve"> </w:t>
+      </w:r>
+      <w:r>
+        <w:t>wenn</w:t>
+      </w:r>
+      <w:r>
+        <w:t xml:space="preserve"> </w:t>
+      </w:r>
+      <w:r>
+        <w:t xml:space="preserve">möglich </w:t>
+      </w:r>
+      <w:r>
+        <w:t>(</w:t>
+      </w:r>
+      <w:r>
+        <w:t>z. b. im Login</w:t>
+      </w:r>
+      <w:r>
+        <w:t>)</w:t>
+      </w:r>
+      <w:r>
+        <w:t xml:space="preserve"> </w:t>
+      </w:r>
+      <w:r>
+        <w:t xml:space="preserve">seine </w:t>
+      </w:r>
+      <w:r>
+        <w:t>Eingaben</w:t>
+      </w:r>
+      <w:r>
+        <w:t xml:space="preserve"> anpassen </w:t>
+      </w:r>
+      <w:r>
+        <w:t>kann,</w:t>
+      </w:r>
+      <w:r>
+        <w:t xml:space="preserve"> so dass es </w:t>
+      </w:r>
+      <w:r>
+        <w:t>funktioniert.</w:t>
+      </w:r>
+    </w:p>
+    <w:p>
+      <w:pPr>
+        <w:spacing w:line="278" w:lineRule="auto"/>
+      </w:pPr>
+      <w:r>
+        <w:t>Schnell ladende Webseite:</w:t>
+      </w:r>
+    </w:p>
+    <w:p>
+      <w:pPr>
+        <w:pStyle w:val="Listenabsatz"/>
+        <w:numPr>
+          <w:ilvl w:val="0"/>
+          <w:numId w:val="8"/>
+        </w:numPr>
+      </w:pPr>
+      <w:r>
+        <w:t xml:space="preserve">Um die Geschwindigkeit der Website sicherzustellen, </w:t>
+      </w:r>
+      <w:r>
+        <w:t xml:space="preserve">werden </w:t>
+      </w:r>
+      <w:r>
+        <w:t>Bilder,</w:t>
+      </w:r>
+      <w:r>
+        <w:t xml:space="preserve"> die benutzt </w:t>
+      </w:r>
+      <w:r>
+        <w:t>werden,</w:t>
+      </w:r>
+      <w:r>
+        <w:t xml:space="preserve"> </w:t>
+      </w:r>
+      <w:r>
+        <w:t xml:space="preserve">komprimieren und </w:t>
+      </w:r>
+      <w:r>
+        <w:t xml:space="preserve">passende </w:t>
+      </w:r>
+      <w:r>
+        <w:t>Grössen verwenden</w:t>
+      </w:r>
+      <w:r>
+        <w:t xml:space="preserve">. </w:t>
+      </w:r>
+      <w:r>
+        <w:t xml:space="preserve">Für </w:t>
+      </w:r>
+      <w:r>
+        <w:t>Bilder,</w:t>
+      </w:r>
+      <w:r>
+        <w:t xml:space="preserve"> die nicht im Screen </w:t>
+      </w:r>
+      <w:r>
+        <w:t>sind,</w:t>
+      </w:r>
+      <w:r>
+        <w:t xml:space="preserve"> werden, </w:t>
+      </w:r>
+      <w:r>
+        <w:t xml:space="preserve">im </w:t>
+      </w:r>
+      <w:proofErr w:type="spellStart"/>
+      <w:r>
+        <w:t>Lazy</w:t>
+      </w:r>
+      <w:proofErr w:type="spellEnd"/>
+      <w:r>
+        <w:t xml:space="preserve"> </w:t>
+      </w:r>
+      <w:proofErr w:type="spellStart"/>
+      <w:r>
+        <w:t>Loading</w:t>
+      </w:r>
+      <w:proofErr w:type="spellEnd"/>
+      <w:r>
+        <w:t xml:space="preserve"> geladen. </w:t>
+      </w:r>
+      <w:r>
+        <w:t xml:space="preserve">Die </w:t>
+      </w:r>
+      <w:r>
+        <w:t>L</w:t>
+      </w:r>
+      <w:r>
+        <w:t>ade</w:t>
+      </w:r>
+      <w:r>
+        <w:t>g</w:t>
+      </w:r>
+      <w:r>
+        <w:t>eschwindigkeiten</w:t>
+      </w:r>
+      <w:r>
+        <w:t xml:space="preserve"> werden mit Tools wie dem </w:t>
+      </w:r>
+      <w:proofErr w:type="spellStart"/>
+      <w:r>
+        <w:t>DevTools</w:t>
+      </w:r>
+      <w:proofErr w:type="spellEnd"/>
+      <w:r>
+        <w:t xml:space="preserve"> Network Tab getestet und verglichen.</w:t>
+      </w:r>
+    </w:p>
     <w:p/>
     <w:p>
       <w:pPr>
-        <w:pStyle w:val="berschrift2"/>
-      </w:pPr>
-      <w:r>
-        <w:t>Nichtfunktionale Anforderungen</w:t>
+        <w:pStyle w:val="berschrift1"/>
+      </w:pPr>
+      <w:r>
+        <w:t>Aufgabenverteilung</w:t>
+      </w:r>
+      <w:r>
+        <w:t xml:space="preserve"> grob</w:t>
+      </w:r>
+    </w:p>
+    <w:p>
+      <w:r>
+        <w:rPr>
+          <w:rFonts w:ascii="Aptos" w:eastAsia="Aptos" w:hAnsi="Aptos" w:cs="Aptos"/>
+          <w:lang w:val="de-DE"/>
+        </w:rPr>
+        <w:t>Die Aufgaben im Projekt wurden auf die Teammitglieder verteilt, damit jeder einen klaren Verantwortungsbereich hat. Dabei wurden die Aufgaben nach Bereichen wie Planung, Entwicklung, Design, Testing, Datenbank und Dokumentation aufgeteilt. Jede Person übernimmt bestimmte Aufgaben entsprechend ihrer Rolle im Projekt. Dadurch wird sichergestellt, dass alle wichtigen Bereiche abgedeckt sind und effizient parallel gearbeitet werden kann. Die Dokumentation wird von einer Person koordiniert, jedoch unterstützt das gesamte Team dabei. Diese Aufteilung erleichtert die Zusammenarbeit und sorgt für eine strukturierte Umsetzung des Projekts.</w:t>
       </w:r>
     </w:p>
     <w:p/>
+    <w:tbl>
+      <w:tblPr>
+        <w:tblStyle w:val="Tabellenraster"/>
+        <w:tblW w:w="0" w:type="auto"/>
+        <w:tblLook w:val="06A0" w:firstRow="1" w:lastRow="0" w:firstColumn="1" w:lastColumn="0" w:noHBand="1" w:noVBand="1"/>
+      </w:tblPr>
+      <w:tblGrid>
+        <w:gridCol w:w="4530"/>
+        <w:gridCol w:w="4530"/>
+      </w:tblGrid>
+      <w:tr>
+        <w:trPr>
+          <w:trHeight w:val="300"/>
+        </w:trPr>
+        <w:tc>
+          <w:tcPr>
+            <w:tcW w:w="4530" w:type="dxa"/>
+          </w:tcPr>
+          <w:p>
+            <w:r>
+              <w:t xml:space="preserve">Projektplanung/-leitung </w:t>
+            </w:r>
+          </w:p>
+        </w:tc>
+        <w:tc>
+          <w:tcPr>
+            <w:tcW w:w="4530" w:type="dxa"/>
+          </w:tcPr>
+          <w:p>
+            <w:r>
+              <w:t>Sanjivan</w:t>
+            </w:r>
+          </w:p>
+        </w:tc>
+      </w:tr>
+      <w:tr>
+        <w:trPr>
+          <w:trHeight w:val="300"/>
+        </w:trPr>
+        <w:tc>
+          <w:tcPr>
+            <w:tcW w:w="4530" w:type="dxa"/>
+          </w:tcPr>
+          <w:p>
+            <w:proofErr w:type="spellStart"/>
+            <w:r>
+              <w:t>Testing</w:t>
+            </w:r>
+            <w:proofErr w:type="spellEnd"/>
+            <w:r>
+              <w:t xml:space="preserve"> (DB)</w:t>
+            </w:r>
+          </w:p>
+        </w:tc>
+        <w:tc>
+          <w:tcPr>
+            <w:tcW w:w="4530" w:type="dxa"/>
+          </w:tcPr>
+          <w:p>
+            <w:r>
+              <w:t>Egor</w:t>
+            </w:r>
+          </w:p>
+        </w:tc>
+      </w:tr>
+      <w:tr>
+        <w:trPr>
+          <w:trHeight w:val="300"/>
+        </w:trPr>
+        <w:tc>
+          <w:tcPr>
+            <w:tcW w:w="4530" w:type="dxa"/>
+          </w:tcPr>
+          <w:p>
+            <w:proofErr w:type="spellStart"/>
+            <w:r>
+              <w:t>Testing</w:t>
+            </w:r>
+            <w:proofErr w:type="spellEnd"/>
+            <w:r>
+              <w:t xml:space="preserve"> (Backend)</w:t>
+            </w:r>
+          </w:p>
+        </w:tc>
+        <w:tc>
+          <w:tcPr>
+            <w:tcW w:w="4530" w:type="dxa"/>
+          </w:tcPr>
+          <w:p>
+            <w:r>
+              <w:t>Gian</w:t>
+            </w:r>
+          </w:p>
+        </w:tc>
+      </w:tr>
+      <w:tr>
+        <w:trPr>
+          <w:trHeight w:val="300"/>
+        </w:trPr>
+        <w:tc>
+          <w:tcPr>
+            <w:tcW w:w="4530" w:type="dxa"/>
+          </w:tcPr>
+          <w:p>
+            <w:proofErr w:type="spellStart"/>
+            <w:r>
+              <w:t>Testing</w:t>
+            </w:r>
+            <w:proofErr w:type="spellEnd"/>
+            <w:r>
+              <w:t xml:space="preserve"> (Frontend)</w:t>
+            </w:r>
+          </w:p>
+        </w:tc>
+        <w:tc>
+          <w:tcPr>
+            <w:tcW w:w="4530" w:type="dxa"/>
+          </w:tcPr>
+          <w:p>
+            <w:r>
+              <w:t>Sanjivan</w:t>
+            </w:r>
+          </w:p>
+        </w:tc>
+      </w:tr>
+      <w:tr>
+        <w:trPr>
+          <w:trHeight w:val="300"/>
+        </w:trPr>
+        <w:tc>
+          <w:tcPr>
+            <w:tcW w:w="4530" w:type="dxa"/>
+          </w:tcPr>
+          <w:p>
+            <w:r>
+              <w:rPr>
+                <w:rFonts w:ascii="Aptos" w:eastAsia="Aptos" w:hAnsi="Aptos" w:cs="Aptos"/>
+              </w:rPr>
+              <w:t>UI/UX Design</w:t>
+            </w:r>
+          </w:p>
+        </w:tc>
+        <w:tc>
+          <w:tcPr>
+            <w:tcW w:w="4530" w:type="dxa"/>
+          </w:tcPr>
+          <w:p>
+            <w:r>
+              <w:t>Sanjivan</w:t>
+            </w:r>
+          </w:p>
+        </w:tc>
+      </w:tr>
+      <w:tr>
+        <w:trPr>
+          <w:trHeight w:val="300"/>
+        </w:trPr>
+        <w:tc>
+          <w:tcPr>
+            <w:tcW w:w="4530" w:type="dxa"/>
+          </w:tcPr>
+          <w:p>
+            <w:r>
+              <w:rPr>
+                <w:rFonts w:ascii="Aptos" w:eastAsia="Aptos" w:hAnsi="Aptos" w:cs="Aptos"/>
+              </w:rPr>
+              <w:t>Frontend</w:t>
+            </w:r>
+          </w:p>
+        </w:tc>
+        <w:tc>
+          <w:tcPr>
+            <w:tcW w:w="4530" w:type="dxa"/>
+          </w:tcPr>
+          <w:p>
+            <w:r>
+              <w:t>Sa</w:t>
+            </w:r>
+            <w:r>
+              <w:t>n</w:t>
+            </w:r>
+            <w:r>
+              <w:t>jivan</w:t>
+            </w:r>
+            <w:r>
+              <w:t xml:space="preserve"> / Gian / Egor</w:t>
+            </w:r>
+          </w:p>
+        </w:tc>
+      </w:tr>
+      <w:tr>
+        <w:trPr>
+          <w:trHeight w:val="300"/>
+        </w:trPr>
+        <w:tc>
+          <w:tcPr>
+            <w:tcW w:w="4530" w:type="dxa"/>
+          </w:tcPr>
+          <w:p>
+            <w:pPr>
+              <w:rPr>
+                <w:rFonts w:ascii="Aptos" w:eastAsia="Aptos" w:hAnsi="Aptos" w:cs="Aptos"/>
+              </w:rPr>
+            </w:pPr>
+            <w:r>
+              <w:rPr>
+                <w:rFonts w:ascii="Aptos" w:eastAsia="Aptos" w:hAnsi="Aptos" w:cs="Aptos"/>
+              </w:rPr>
+              <w:t>Backend</w:t>
+            </w:r>
+          </w:p>
+        </w:tc>
+        <w:tc>
+          <w:tcPr>
+            <w:tcW w:w="4530" w:type="dxa"/>
+          </w:tcPr>
+          <w:p>
+            <w:r>
+              <w:t>Gian</w:t>
+            </w:r>
+          </w:p>
+        </w:tc>
+      </w:tr>
+      <w:tr>
+        <w:trPr>
+          <w:trHeight w:val="300"/>
+        </w:trPr>
+        <w:tc>
+          <w:tcPr>
+            <w:tcW w:w="4530" w:type="dxa"/>
+          </w:tcPr>
+          <w:p>
+            <w:pPr>
+              <w:rPr>
+                <w:rFonts w:ascii="Aptos" w:eastAsia="Aptos" w:hAnsi="Aptos" w:cs="Aptos"/>
+              </w:rPr>
+            </w:pPr>
+            <w:r>
+              <w:rPr>
+                <w:rFonts w:ascii="Aptos" w:eastAsia="Aptos" w:hAnsi="Aptos" w:cs="Aptos"/>
+              </w:rPr>
+              <w:t>Datenbank</w:t>
+            </w:r>
+          </w:p>
+        </w:tc>
+        <w:tc>
+          <w:tcPr>
+            <w:tcW w:w="4530" w:type="dxa"/>
+          </w:tcPr>
+          <w:p>
+            <w:r>
+              <w:t>Egor</w:t>
+            </w:r>
+          </w:p>
+        </w:tc>
+      </w:tr>
+      <w:tr>
+        <w:trPr>
+          <w:trHeight w:val="300"/>
+        </w:trPr>
+        <w:tc>
+          <w:tcPr>
+            <w:tcW w:w="4530" w:type="dxa"/>
+          </w:tcPr>
+          <w:p>
+            <w:pPr>
+              <w:rPr>
+                <w:rFonts w:ascii="Aptos" w:eastAsia="Aptos" w:hAnsi="Aptos" w:cs="Aptos"/>
+              </w:rPr>
+            </w:pPr>
+            <w:r>
+              <w:rPr>
+                <w:rFonts w:ascii="Aptos" w:eastAsia="Aptos" w:hAnsi="Aptos" w:cs="Aptos"/>
+              </w:rPr>
+              <w:t>Dokumentation</w:t>
+            </w:r>
+          </w:p>
+        </w:tc>
+        <w:tc>
+          <w:tcPr>
+            <w:tcW w:w="4530" w:type="dxa"/>
+          </w:tcPr>
+          <w:p>
+            <w:r>
+              <w:t>Kenan (alle)</w:t>
+            </w:r>
+          </w:p>
+        </w:tc>
+      </w:tr>
+      <w:tr>
+        <w:trPr>
+          <w:trHeight w:val="300"/>
+        </w:trPr>
+        <w:tc>
+          <w:tcPr>
+            <w:tcW w:w="4530" w:type="dxa"/>
+          </w:tcPr>
+          <w:p>
+            <w:pPr>
+              <w:rPr>
+                <w:rFonts w:ascii="Aptos" w:eastAsia="Aptos" w:hAnsi="Aptos" w:cs="Aptos"/>
+              </w:rPr>
+            </w:pPr>
+            <w:r>
+              <w:rPr>
+                <w:rFonts w:ascii="Aptos" w:eastAsia="Aptos" w:hAnsi="Aptos" w:cs="Aptos"/>
+              </w:rPr>
+              <w:t xml:space="preserve">Support </w:t>
+            </w:r>
+          </w:p>
+        </w:tc>
+        <w:tc>
+          <w:tcPr>
+            <w:tcW w:w="4530" w:type="dxa"/>
+          </w:tcPr>
+          <w:p>
+            <w:r>
+              <w:t>Kenan</w:t>
+            </w:r>
+          </w:p>
+        </w:tc>
+      </w:tr>
+    </w:tbl>
+    <w:p/>
     <w:p>
       <w:pPr>
         <w:pStyle w:val="berschrift1"/>
       </w:pPr>
       <w:r>
-        <w:t>Aufgabenverteilung</w:t>
-      </w:r>
-      <w:r>
-        <w:t xml:space="preserve"> grob</w:t>
-      </w:r>
-    </w:p>
+        <w:t>Zeitplan</w:t>
+      </w:r>
+    </w:p>
+    <w:tbl>
+      <w:tblPr>
+        <w:tblStyle w:val="Tabellenraster"/>
+        <w:tblW w:w="0" w:type="auto"/>
+        <w:tblLook w:val="04A0" w:firstRow="1" w:lastRow="0" w:firstColumn="1" w:lastColumn="0" w:noHBand="0" w:noVBand="1"/>
+      </w:tblPr>
+      <w:tblGrid>
+        <w:gridCol w:w="4531"/>
+        <w:gridCol w:w="4531"/>
+      </w:tblGrid>
+      <w:tr>
+        <w:tc>
+          <w:tcPr>
+            <w:tcW w:w="4531" w:type="dxa"/>
+          </w:tcPr>
+          <w:p>
+            <w:pPr>
+              <w:rPr>
+                <w:b/>
+                <w:bCs/>
+              </w:rPr>
+            </w:pPr>
+            <w:r>
+              <w:rPr>
+                <w:b/>
+                <w:bCs/>
+              </w:rPr>
+              <w:t>Datum</w:t>
+            </w:r>
+          </w:p>
+        </w:tc>
+        <w:tc>
+          <w:tcPr>
+            <w:tcW w:w="4531" w:type="dxa"/>
+          </w:tcPr>
+          <w:p>
+            <w:pPr>
+              <w:rPr>
+                <w:b/>
+                <w:bCs/>
+              </w:rPr>
+            </w:pPr>
+            <w:r>
+              <w:rPr>
+                <w:b/>
+                <w:bCs/>
+              </w:rPr>
+              <w:t>Aufgaben</w:t>
+            </w:r>
+          </w:p>
+        </w:tc>
+      </w:tr>
+      <w:tr>
+        <w:tc>
+          <w:tcPr>
+            <w:tcW w:w="4531" w:type="dxa"/>
+          </w:tcPr>
+          <w:p>
+            <w:pPr>
+              <w:rPr>
+                <w:b/>
+                <w:bCs/>
+              </w:rPr>
+            </w:pPr>
+            <w:r>
+              <w:rPr>
+                <w:b/>
+                <w:bCs/>
+              </w:rPr>
+              <w:t>Planung &amp; Dokumentation</w:t>
+            </w:r>
+          </w:p>
+        </w:tc>
+        <w:tc>
+          <w:tcPr>
+            <w:tcW w:w="4531" w:type="dxa"/>
+          </w:tcPr>
+          <w:p>
+            <w:pPr>
+              <w:rPr>
+                <w:b/>
+                <w:bCs/>
+              </w:rPr>
+            </w:pPr>
+          </w:p>
+        </w:tc>
+      </w:tr>
+      <w:tr>
+        <w:tc>
+          <w:tcPr>
+            <w:tcW w:w="4531" w:type="dxa"/>
+          </w:tcPr>
+          <w:p>
+            <w:r>
+              <w:t>12.03.2026</w:t>
+            </w:r>
+          </w:p>
+        </w:tc>
+        <w:tc>
+          <w:tcPr>
+            <w:tcW w:w="4531" w:type="dxa"/>
+          </w:tcPr>
+          <w:p>
+            <w:r>
+              <w:t>Projekt Kickoff, Projektidee festlegen, Ziel und Zweck definieren</w:t>
+            </w:r>
+          </w:p>
+        </w:tc>
+      </w:tr>
+      <w:tr>
+        <w:tc>
+          <w:tcPr>
+            <w:tcW w:w="4531" w:type="dxa"/>
+          </w:tcPr>
+          <w:p>
+            <w:r>
+              <w:t>12.03.2026</w:t>
+            </w:r>
+          </w:p>
+        </w:tc>
+        <w:tc>
+          <w:tcPr>
+            <w:tcW w:w="4531" w:type="dxa"/>
+          </w:tcPr>
+          <w:p>
+            <w:r>
+              <w:t>Zielgruppe definieren, Projektumfang festlegen</w:t>
+            </w:r>
+          </w:p>
+        </w:tc>
+      </w:tr>
+      <w:tr>
+        <w:tc>
+          <w:tcPr>
+            <w:tcW w:w="4531" w:type="dxa"/>
+          </w:tcPr>
+          <w:p>
+            <w:r>
+              <w:t>12.03.2026</w:t>
+            </w:r>
+          </w:p>
+        </w:tc>
+        <w:tc>
+          <w:tcPr>
+            <w:tcW w:w="4531" w:type="dxa"/>
+          </w:tcPr>
+          <w:p>
+            <w:proofErr w:type="spellStart"/>
+            <w:r>
+              <w:t>Featureliste</w:t>
+            </w:r>
+            <w:proofErr w:type="spellEnd"/>
+            <w:r>
+              <w:t xml:space="preserve"> erstellen</w:t>
+            </w:r>
+          </w:p>
+        </w:tc>
+      </w:tr>
+      <w:tr>
+        <w:tc>
+          <w:tcPr>
+            <w:tcW w:w="4531" w:type="dxa"/>
+          </w:tcPr>
+          <w:p>
+            <w:r>
+              <w:t>12.03.2026</w:t>
+            </w:r>
+          </w:p>
+        </w:tc>
+        <w:tc>
+          <w:tcPr>
+            <w:tcW w:w="4531" w:type="dxa"/>
+          </w:tcPr>
+          <w:p>
+            <w:r>
+              <w:t>Use-Cases formulieren</w:t>
+            </w:r>
+          </w:p>
+        </w:tc>
+      </w:tr>
+      <w:tr>
+        <w:tc>
+          <w:tcPr>
+            <w:tcW w:w="4531" w:type="dxa"/>
+          </w:tcPr>
+          <w:p>
+            <w:r>
+              <w:t>1</w:t>
+            </w:r>
+            <w:r>
+              <w:t>3</w:t>
+            </w:r>
+            <w:r>
+              <w:t>.03.2026</w:t>
+            </w:r>
+          </w:p>
+        </w:tc>
+        <w:tc>
+          <w:tcPr>
+            <w:tcW w:w="4531" w:type="dxa"/>
+          </w:tcPr>
+          <w:p>
+            <w:r>
+              <w:t>Projektplan erstellen</w:t>
+            </w:r>
+            <w:r>
+              <w:t xml:space="preserve"> (</w:t>
+            </w:r>
+            <w:proofErr w:type="spellStart"/>
+            <w:r>
+              <w:t>excel</w:t>
+            </w:r>
+            <w:proofErr w:type="spellEnd"/>
+            <w:r>
+              <w:t>)</w:t>
+            </w:r>
+          </w:p>
+        </w:tc>
+      </w:tr>
+      <w:tr>
+        <w:tc>
+          <w:tcPr>
+            <w:tcW w:w="4531" w:type="dxa"/>
+          </w:tcPr>
+          <w:p>
+            <w:r>
+              <w:lastRenderedPageBreak/>
+              <w:t>19.03.2026</w:t>
+            </w:r>
+          </w:p>
+        </w:tc>
+        <w:tc>
+          <w:tcPr>
+            <w:tcW w:w="4531" w:type="dxa"/>
+          </w:tcPr>
+          <w:p>
+            <w:r>
+              <w:t>Entitäten für Datenbank definieren</w:t>
+            </w:r>
+          </w:p>
+        </w:tc>
+      </w:tr>
+      <w:tr>
+        <w:tc>
+          <w:tcPr>
+            <w:tcW w:w="4531" w:type="dxa"/>
+          </w:tcPr>
+          <w:p>
+            <w:r>
+              <w:t>19.03.2026</w:t>
+            </w:r>
+          </w:p>
+        </w:tc>
+        <w:tc>
+          <w:tcPr>
+            <w:tcW w:w="4531" w:type="dxa"/>
+          </w:tcPr>
+          <w:p>
+            <w:r>
+              <w:t>Attribute und Datentypen festlegen</w:t>
+            </w:r>
+          </w:p>
+        </w:tc>
+      </w:tr>
+      <w:tr>
+        <w:tc>
+          <w:tcPr>
+            <w:tcW w:w="4531" w:type="dxa"/>
+          </w:tcPr>
+          <w:p>
+            <w:r>
+              <w:t>19.03.2026</w:t>
+            </w:r>
+          </w:p>
+        </w:tc>
+        <w:tc>
+          <w:tcPr>
+            <w:tcW w:w="4531" w:type="dxa"/>
+          </w:tcPr>
+          <w:p>
+            <w:r>
+              <w:t>Beziehungen und Kardinalitäten bestimmen</w:t>
+            </w:r>
+          </w:p>
+        </w:tc>
+      </w:tr>
+      <w:tr>
+        <w:tc>
+          <w:tcPr>
+            <w:tcW w:w="4531" w:type="dxa"/>
+          </w:tcPr>
+          <w:p>
+            <w:r>
+              <w:t>22</w:t>
+            </w:r>
+            <w:r>
+              <w:t>.03.2026</w:t>
+            </w:r>
+          </w:p>
+        </w:tc>
+        <w:tc>
+          <w:tcPr>
+            <w:tcW w:w="4531" w:type="dxa"/>
+          </w:tcPr>
+          <w:p>
+            <w:r>
+              <w:t>Relationales Datenbankmodell erstellen</w:t>
+            </w:r>
+          </w:p>
+        </w:tc>
+      </w:tr>
+      <w:tr>
+        <w:tc>
+          <w:tcPr>
+            <w:tcW w:w="4531" w:type="dxa"/>
+          </w:tcPr>
+          <w:p>
+            <w:r>
+              <w:t>27.03.2026</w:t>
+            </w:r>
+          </w:p>
+        </w:tc>
+        <w:tc>
+          <w:tcPr>
+            <w:tcW w:w="4531" w:type="dxa"/>
+          </w:tcPr>
+          <w:p>
+            <w:r>
+              <w:t>Architektur des Backends planen</w:t>
+            </w:r>
+          </w:p>
+        </w:tc>
+      </w:tr>
+      <w:tr>
+        <w:tc>
+          <w:tcPr>
+            <w:tcW w:w="4531" w:type="dxa"/>
+          </w:tcPr>
+          <w:p>
+            <w:r>
+              <w:t>27.03.2026</w:t>
+            </w:r>
+          </w:p>
+        </w:tc>
+        <w:tc>
+          <w:tcPr>
+            <w:tcW w:w="4531" w:type="dxa"/>
+          </w:tcPr>
+          <w:p>
+            <w:r>
+              <w:t>Planung überprüfen und anpassen</w:t>
+            </w:r>
+          </w:p>
+        </w:tc>
+      </w:tr>
+      <w:tr>
+        <w:tc>
+          <w:tcPr>
+            <w:tcW w:w="4531" w:type="dxa"/>
+          </w:tcPr>
+          <w:p>
+            <w:pPr>
+              <w:rPr>
+                <w:b/>
+                <w:bCs/>
+              </w:rPr>
+            </w:pPr>
+            <w:proofErr w:type="gramStart"/>
+            <w:r>
+              <w:rPr>
+                <w:b/>
+                <w:bCs/>
+              </w:rPr>
+              <w:t>UI Struktur</w:t>
+            </w:r>
+            <w:proofErr w:type="gramEnd"/>
+            <w:r>
+              <w:rPr>
+                <w:b/>
+                <w:bCs/>
+              </w:rPr>
+              <w:t xml:space="preserve"> / Design</w:t>
+            </w:r>
+          </w:p>
+        </w:tc>
+        <w:tc>
+          <w:tcPr>
+            <w:tcW w:w="4531" w:type="dxa"/>
+          </w:tcPr>
+          <w:p/>
+        </w:tc>
+      </w:tr>
+      <w:tr>
+        <w:tc>
+          <w:tcPr>
+            <w:tcW w:w="4531" w:type="dxa"/>
+          </w:tcPr>
+          <w:p>
+            <w:r>
+              <w:t>02.03.2026</w:t>
+            </w:r>
+          </w:p>
+        </w:tc>
+        <w:tc>
+          <w:tcPr>
+            <w:tcW w:w="4531" w:type="dxa"/>
+          </w:tcPr>
+          <w:p>
+            <w:r>
+              <w:t>Seitenstruktur festlegen</w:t>
+            </w:r>
+          </w:p>
+        </w:tc>
+      </w:tr>
+      <w:tr>
+        <w:tc>
+          <w:tcPr>
+            <w:tcW w:w="4531" w:type="dxa"/>
+          </w:tcPr>
+          <w:p>
+            <w:r>
+              <w:t>05.03.2026</w:t>
+            </w:r>
+          </w:p>
+        </w:tc>
+        <w:tc>
+          <w:tcPr>
+            <w:tcW w:w="4531" w:type="dxa"/>
+          </w:tcPr>
+          <w:p>
+            <w:r>
+              <w:t>Navigation und Benutzerabläufe festlegen</w:t>
+            </w:r>
+          </w:p>
+        </w:tc>
+      </w:tr>
+      <w:tr>
+        <w:tc>
+          <w:tcPr>
+            <w:tcW w:w="4531" w:type="dxa"/>
+          </w:tcPr>
+          <w:p>
+            <w:r>
+              <w:t>12.03.2026</w:t>
+            </w:r>
+          </w:p>
+        </w:tc>
+        <w:tc>
+          <w:tcPr>
+            <w:tcW w:w="4531" w:type="dxa"/>
+          </w:tcPr>
+          <w:p>
+            <w:r>
+              <w:t>Wireframes für Landing Page erstellen</w:t>
+            </w:r>
+          </w:p>
+        </w:tc>
+      </w:tr>
+      <w:tr>
+        <w:tc>
+          <w:tcPr>
+            <w:tcW w:w="4531" w:type="dxa"/>
+          </w:tcPr>
+          <w:p>
+            <w:r>
+              <w:t>15.03.2026</w:t>
+            </w:r>
+          </w:p>
+        </w:tc>
+        <w:tc>
+          <w:tcPr>
+            <w:tcW w:w="4531" w:type="dxa"/>
+          </w:tcPr>
+          <w:p>
+            <w:r>
+              <w:t xml:space="preserve">Wireframes für </w:t>
+            </w:r>
+            <w:r>
+              <w:t>Portfolio</w:t>
+            </w:r>
+            <w:r>
+              <w:t xml:space="preserve"> </w:t>
+            </w:r>
+            <w:r>
+              <w:t>Editor</w:t>
+            </w:r>
+            <w:r>
+              <w:t xml:space="preserve"> </w:t>
+            </w:r>
+            <w:r>
+              <w:t>Page erstellen</w:t>
+            </w:r>
+          </w:p>
+        </w:tc>
+      </w:tr>
+      <w:tr>
+        <w:tc>
+          <w:tcPr>
+            <w:tcW w:w="4531" w:type="dxa"/>
+          </w:tcPr>
+          <w:p>
+            <w:pPr>
+              <w:tabs>
+                <w:tab w:val="left" w:pos="3192"/>
+              </w:tabs>
+            </w:pPr>
+            <w:r>
+              <w:t>21.03.2026</w:t>
+            </w:r>
+          </w:p>
+        </w:tc>
+        <w:tc>
+          <w:tcPr>
+            <w:tcW w:w="4531" w:type="dxa"/>
+          </w:tcPr>
+          <w:p>
+            <w:r>
+              <w:t>Designsystem definieren (Farben, Typografie)</w:t>
+            </w:r>
+          </w:p>
+        </w:tc>
+      </w:tr>
+      <w:tr>
+        <w:tc>
+          <w:tcPr>
+            <w:tcW w:w="4531" w:type="dxa"/>
+          </w:tcPr>
+          <w:p>
+            <w:r>
+              <w:t>21.03.2026</w:t>
+            </w:r>
+          </w:p>
+        </w:tc>
+        <w:tc>
+          <w:tcPr>
+            <w:tcW w:w="4531" w:type="dxa"/>
+          </w:tcPr>
+          <w:p>
+            <w:proofErr w:type="gramStart"/>
+            <w:r>
+              <w:t>UI Komponenten</w:t>
+            </w:r>
+            <w:proofErr w:type="gramEnd"/>
+            <w:r>
+              <w:t xml:space="preserve"> definieren</w:t>
+            </w:r>
+          </w:p>
+        </w:tc>
+      </w:tr>
+      <w:tr>
+        <w:tc>
+          <w:tcPr>
+            <w:tcW w:w="4531" w:type="dxa"/>
+          </w:tcPr>
+          <w:p>
+            <w:r>
+              <w:t>26.03.2026</w:t>
+            </w:r>
+          </w:p>
+        </w:tc>
+        <w:tc>
+          <w:tcPr>
+            <w:tcW w:w="4531" w:type="dxa"/>
+          </w:tcPr>
+          <w:p>
+            <w:r>
+              <w:t>Mockup erstellen</w:t>
+            </w:r>
+          </w:p>
+        </w:tc>
+      </w:tr>
+      <w:tr>
+        <w:tc>
+          <w:tcPr>
+            <w:tcW w:w="4531" w:type="dxa"/>
+          </w:tcPr>
+          <w:p>
+            <w:r>
+              <w:t>2</w:t>
+            </w:r>
+            <w:r>
+              <w:t>7</w:t>
+            </w:r>
+            <w:r>
+              <w:t>.03.2026</w:t>
+            </w:r>
+          </w:p>
+        </w:tc>
+        <w:tc>
+          <w:tcPr>
+            <w:tcW w:w="4531" w:type="dxa"/>
+          </w:tcPr>
+          <w:p>
+            <w:r>
+              <w:t>Design dokumentieren</w:t>
+            </w:r>
+          </w:p>
+        </w:tc>
+      </w:tr>
+      <w:tr>
+        <w:tc>
+          <w:tcPr>
+            <w:tcW w:w="4531" w:type="dxa"/>
+          </w:tcPr>
+          <w:p>
+            <w:pPr>
+              <w:rPr>
+                <w:b/>
+                <w:bCs/>
+              </w:rPr>
+            </w:pPr>
+            <w:r>
+              <w:rPr>
+                <w:b/>
+                <w:bCs/>
+              </w:rPr>
+              <w:t>Programmierung (Backend)</w:t>
+            </w:r>
+          </w:p>
+        </w:tc>
+        <w:tc>
+          <w:tcPr>
+            <w:tcW w:w="4531" w:type="dxa"/>
+          </w:tcPr>
+          <w:p/>
+        </w:tc>
+      </w:tr>
+      <w:tr>
+        <w:tc>
+          <w:tcPr>
+            <w:tcW w:w="4531" w:type="dxa"/>
+          </w:tcPr>
+          <w:p>
+            <w:r>
+              <w:t>20.03.2026</w:t>
+            </w:r>
+          </w:p>
+        </w:tc>
+        <w:tc>
+          <w:tcPr>
+            <w:tcW w:w="4531" w:type="dxa"/>
+          </w:tcPr>
+          <w:p>
+            <w:r>
+              <w:t>Backend Projekt erstellen</w:t>
+            </w:r>
+          </w:p>
+        </w:tc>
+      </w:tr>
+      <w:tr>
+        <w:tc>
+          <w:tcPr>
+            <w:tcW w:w="4531" w:type="dxa"/>
+          </w:tcPr>
+          <w:p>
+            <w:r>
+              <w:t>20.03.2026</w:t>
+            </w:r>
+          </w:p>
+        </w:tc>
+        <w:tc>
+          <w:tcPr>
+            <w:tcW w:w="4531" w:type="dxa"/>
+          </w:tcPr>
+          <w:p>
+            <w:r>
+              <w:t>Backend Projektstruktur erstellen</w:t>
+            </w:r>
+          </w:p>
+        </w:tc>
+      </w:tr>
+      <w:tr>
+        <w:tc>
+          <w:tcPr>
+            <w:tcW w:w="4531" w:type="dxa"/>
+          </w:tcPr>
+          <w:p>
+            <w:r>
+              <w:t>08</w:t>
+            </w:r>
+            <w:r>
+              <w:t>.0</w:t>
+            </w:r>
+            <w:r>
+              <w:t>4</w:t>
+            </w:r>
+            <w:r>
+              <w:t>.2026</w:t>
+            </w:r>
+          </w:p>
+        </w:tc>
+        <w:tc>
+          <w:tcPr>
+            <w:tcW w:w="4531" w:type="dxa"/>
+          </w:tcPr>
+          <w:p>
+            <w:r>
+              <w:t>Backend Funktionalitäten implementieren</w:t>
+            </w:r>
+          </w:p>
+        </w:tc>
+      </w:tr>
+      <w:tr>
+        <w:tc>
+          <w:tcPr>
+            <w:tcW w:w="4531" w:type="dxa"/>
+          </w:tcPr>
+          <w:p>
+            <w:pPr>
+              <w:rPr>
+                <w:b/>
+                <w:bCs/>
+              </w:rPr>
+            </w:pPr>
+            <w:r>
+              <w:rPr>
+                <w:b/>
+                <w:bCs/>
+              </w:rPr>
+              <w:t>Datenbank programmieren</w:t>
+            </w:r>
+          </w:p>
+        </w:tc>
+        <w:tc>
+          <w:tcPr>
+            <w:tcW w:w="4531" w:type="dxa"/>
+          </w:tcPr>
+          <w:p/>
+        </w:tc>
+      </w:tr>
+      <w:tr>
+        <w:tc>
+          <w:tcPr>
+            <w:tcW w:w="4531" w:type="dxa"/>
+          </w:tcPr>
+          <w:p>
+            <w:r>
+              <w:t>20.03.2026</w:t>
+            </w:r>
+          </w:p>
+        </w:tc>
+        <w:tc>
+          <w:tcPr>
+            <w:tcW w:w="4531" w:type="dxa"/>
+          </w:tcPr>
+          <w:p>
+            <w:r>
+              <w:t>SQLite Datenbank einrichten</w:t>
+            </w:r>
+          </w:p>
+        </w:tc>
+      </w:tr>
+      <w:tr>
+        <w:tc>
+          <w:tcPr>
+            <w:tcW w:w="4531" w:type="dxa"/>
+          </w:tcPr>
+          <w:p>
+            <w:r>
+              <w:t>21.03.2026</w:t>
+            </w:r>
+          </w:p>
+        </w:tc>
+        <w:tc>
+          <w:tcPr>
+            <w:tcW w:w="4531" w:type="dxa"/>
+          </w:tcPr>
+          <w:p>
+            <w:r>
+              <w:t xml:space="preserve">Create </w:t>
+            </w:r>
+            <w:proofErr w:type="spellStart"/>
+            <w:r>
+              <w:t>Script</w:t>
+            </w:r>
+            <w:proofErr w:type="spellEnd"/>
+            <w:r>
+              <w:t xml:space="preserve"> erstellen</w:t>
+            </w:r>
+          </w:p>
+        </w:tc>
+      </w:tr>
+      <w:tr>
+        <w:tc>
+          <w:tcPr>
+            <w:tcW w:w="4531" w:type="dxa"/>
+          </w:tcPr>
+          <w:p>
+            <w:r>
+              <w:t>24.03.2026</w:t>
+            </w:r>
+          </w:p>
+        </w:tc>
+        <w:tc>
+          <w:tcPr>
+            <w:tcW w:w="4531" w:type="dxa"/>
+          </w:tcPr>
+          <w:p>
+            <w:r>
+              <w:t>Insert Script erstellen</w:t>
+            </w:r>
+          </w:p>
+        </w:tc>
+      </w:tr>
+      <w:tr>
+        <w:tc>
+          <w:tcPr>
+            <w:tcW w:w="4531" w:type="dxa"/>
+          </w:tcPr>
+          <w:p>
+            <w:r>
+              <w:t>30</w:t>
+            </w:r>
+            <w:r>
+              <w:t>.0</w:t>
+            </w:r>
+            <w:r>
+              <w:t>4</w:t>
+            </w:r>
+            <w:r>
+              <w:t>.2026</w:t>
+            </w:r>
+          </w:p>
+        </w:tc>
+        <w:tc>
+          <w:tcPr>
+            <w:tcW w:w="4531" w:type="dxa"/>
+          </w:tcPr>
+          <w:p>
+            <w:r>
+              <w:t>Datenbank testen</w:t>
+            </w:r>
+          </w:p>
+        </w:tc>
+      </w:tr>
+      <w:tr>
+        <w:tc>
+          <w:tcPr>
+            <w:tcW w:w="4531" w:type="dxa"/>
+          </w:tcPr>
+          <w:p>
+            <w:pPr>
+              <w:rPr>
+                <w:b/>
+                <w:bCs/>
+              </w:rPr>
+            </w:pPr>
+            <w:r>
+              <w:rPr>
+                <w:b/>
+                <w:bCs/>
+              </w:rPr>
+              <w:t xml:space="preserve">Frontend </w:t>
+            </w:r>
+            <w:r>
+              <w:rPr>
+                <w:b/>
+                <w:bCs/>
+              </w:rPr>
+              <w:t>Implementierung</w:t>
+            </w:r>
+          </w:p>
+        </w:tc>
+        <w:tc>
+          <w:tcPr>
+            <w:tcW w:w="4531" w:type="dxa"/>
+          </w:tcPr>
+          <w:p/>
+        </w:tc>
+      </w:tr>
+      <w:tr>
+        <w:tc>
+          <w:tcPr>
+            <w:tcW w:w="4531" w:type="dxa"/>
+          </w:tcPr>
+          <w:p>
+            <w:r>
+              <w:t>05.04.2026</w:t>
+            </w:r>
+          </w:p>
+        </w:tc>
+        <w:tc>
+          <w:tcPr>
+            <w:tcW w:w="4531" w:type="dxa"/>
+          </w:tcPr>
+          <w:p>
+            <w:r>
+              <w:t>Grundlayout erstellen</w:t>
+            </w:r>
+          </w:p>
+        </w:tc>
+      </w:tr>
+      <w:tr>
+        <w:tc>
+          <w:tcPr>
+            <w:tcW w:w="4531" w:type="dxa"/>
+          </w:tcPr>
+          <w:p>
+            <w:r>
+              <w:t>15.04.2026</w:t>
+            </w:r>
+          </w:p>
+        </w:tc>
+        <w:tc>
+          <w:tcPr>
+            <w:tcW w:w="4531" w:type="dxa"/>
+          </w:tcPr>
+          <w:p>
+            <w:r>
+              <w:t xml:space="preserve">UI ausbauen </w:t>
+            </w:r>
+          </w:p>
+        </w:tc>
+      </w:tr>
+      <w:tr>
+        <w:tc>
+          <w:tcPr>
+            <w:tcW w:w="4531" w:type="dxa"/>
+          </w:tcPr>
+          <w:p>
+            <w:r>
+              <w:t>20.04.2026</w:t>
+            </w:r>
+          </w:p>
+        </w:tc>
+        <w:tc>
+          <w:tcPr>
+            <w:tcW w:w="4531" w:type="dxa"/>
+          </w:tcPr>
+          <w:p>
+            <w:r>
+              <w:t>Portfolio Editor Page erstellen</w:t>
+            </w:r>
+          </w:p>
+        </w:tc>
+      </w:tr>
+      <w:tr>
+        <w:tc>
+          <w:tcPr>
+            <w:tcW w:w="4531" w:type="dxa"/>
+          </w:tcPr>
+          <w:p>
+            <w:r>
+              <w:t>25.04.2026</w:t>
+            </w:r>
+          </w:p>
+        </w:tc>
+        <w:tc>
+          <w:tcPr>
+            <w:tcW w:w="4531" w:type="dxa"/>
+          </w:tcPr>
+          <w:p>
+            <w:r>
+              <w:t>Komponenten Funktionen</w:t>
+            </w:r>
+          </w:p>
+        </w:tc>
+      </w:tr>
+      <w:tr>
+        <w:tc>
+          <w:tcPr>
+            <w:tcW w:w="4531" w:type="dxa"/>
+          </w:tcPr>
+          <w:p>
+            <w:r>
+              <w:t>30.04.2026</w:t>
+            </w:r>
+          </w:p>
+        </w:tc>
+        <w:tc>
+          <w:tcPr>
+            <w:tcW w:w="4531" w:type="dxa"/>
+          </w:tcPr>
+          <w:p>
+            <w:r>
+              <w:t xml:space="preserve">Portfolio Vorschau </w:t>
+            </w:r>
+          </w:p>
+        </w:tc>
+      </w:tr>
+      <w:tr>
+        <w:tc>
+          <w:tcPr>
+            <w:tcW w:w="4531" w:type="dxa"/>
+          </w:tcPr>
+          <w:p>
+            <w:r>
+              <w:t>03.05.2026</w:t>
+            </w:r>
+          </w:p>
+        </w:tc>
+        <w:tc>
+          <w:tcPr>
+            <w:tcW w:w="4531" w:type="dxa"/>
+          </w:tcPr>
+          <w:p>
+            <w:r>
+              <w:t>Portfolio hochladen</w:t>
+            </w:r>
+          </w:p>
+        </w:tc>
+      </w:tr>
+      <w:tr>
+        <w:tc>
+          <w:tcPr>
+            <w:tcW w:w="4531" w:type="dxa"/>
+          </w:tcPr>
+          <w:p>
+            <w:r>
+              <w:t>05.05.2026</w:t>
+            </w:r>
+          </w:p>
+        </w:tc>
+        <w:tc>
+          <w:tcPr>
+            <w:tcW w:w="4531" w:type="dxa"/>
+          </w:tcPr>
+          <w:p>
+            <w:r>
+              <w:t>Media Uploads</w:t>
+            </w:r>
+          </w:p>
+        </w:tc>
+      </w:tr>
+      <w:tr>
+        <w:tc>
+          <w:tcPr>
+            <w:tcW w:w="4531" w:type="dxa"/>
+          </w:tcPr>
+          <w:p>
+            <w:r>
+              <w:t>12.05.2026</w:t>
+            </w:r>
+          </w:p>
+        </w:tc>
+        <w:tc>
+          <w:tcPr>
+            <w:tcW w:w="4531" w:type="dxa"/>
+          </w:tcPr>
+          <w:p>
+            <w:r>
+              <w:t>Templates implementieren</w:t>
+            </w:r>
+          </w:p>
+        </w:tc>
+      </w:tr>
+      <w:tr>
+        <w:tc>
+          <w:tcPr>
+            <w:tcW w:w="4531" w:type="dxa"/>
+          </w:tcPr>
+          <w:p>
+            <w:r>
+              <w:t>16.05.2026</w:t>
+            </w:r>
+          </w:p>
+        </w:tc>
+        <w:tc>
+          <w:tcPr>
+            <w:tcW w:w="4531" w:type="dxa"/>
+          </w:tcPr>
+          <w:p>
+            <w:proofErr w:type="spellStart"/>
+            <w:r>
+              <w:t>Themes</w:t>
+            </w:r>
+            <w:proofErr w:type="spellEnd"/>
+            <w:r>
+              <w:t xml:space="preserve"> implementieren</w:t>
+            </w:r>
+          </w:p>
+        </w:tc>
+      </w:tr>
+      <w:tr>
+        <w:tc>
+          <w:tcPr>
+            <w:tcW w:w="4531" w:type="dxa"/>
+          </w:tcPr>
+          <w:p>
+            <w:pPr>
+              <w:rPr>
+                <w:b/>
+                <w:bCs/>
+              </w:rPr>
+            </w:pPr>
+            <w:proofErr w:type="spellStart"/>
+            <w:r>
+              <w:rPr>
+                <w:b/>
+                <w:bCs/>
+              </w:rPr>
+              <w:t>Testing</w:t>
+            </w:r>
+            <w:proofErr w:type="spellEnd"/>
+          </w:p>
+        </w:tc>
+        <w:tc>
+          <w:tcPr>
+            <w:tcW w:w="4531" w:type="dxa"/>
+          </w:tcPr>
+          <w:p/>
+        </w:tc>
+      </w:tr>
+      <w:tr>
+        <w:tc>
+          <w:tcPr>
+            <w:tcW w:w="4531" w:type="dxa"/>
+          </w:tcPr>
+          <w:p>
+            <w:r>
+              <w:t>25.05.2026</w:t>
+            </w:r>
+          </w:p>
+        </w:tc>
+        <w:tc>
+          <w:tcPr>
+            <w:tcW w:w="4531" w:type="dxa"/>
+          </w:tcPr>
+          <w:p>
+            <w:r>
+              <w:t>Backend Tests durchführen</w:t>
+            </w:r>
+          </w:p>
+        </w:tc>
+      </w:tr>
+      <w:tr>
+        <w:tc>
+          <w:tcPr>
+            <w:tcW w:w="4531" w:type="dxa"/>
+          </w:tcPr>
+          <w:p>
+            <w:r>
+              <w:t>25.05.2026</w:t>
+            </w:r>
+          </w:p>
+        </w:tc>
+        <w:tc>
+          <w:tcPr>
+            <w:tcW w:w="4531" w:type="dxa"/>
+          </w:tcPr>
+          <w:p>
+            <w:r>
+              <w:t>Frontend Tests durchführen</w:t>
+            </w:r>
+          </w:p>
+        </w:tc>
+      </w:tr>
+      <w:tr>
+        <w:tc>
+          <w:tcPr>
+            <w:tcW w:w="4531" w:type="dxa"/>
+          </w:tcPr>
+          <w:p>
+            <w:r>
+              <w:t>02.06.2026</w:t>
+            </w:r>
+          </w:p>
+        </w:tc>
+        <w:tc>
+          <w:tcPr>
+            <w:tcW w:w="4531" w:type="dxa"/>
+          </w:tcPr>
+          <w:p>
+            <w:r>
+              <w:t>Bugs beheben</w:t>
+            </w:r>
+          </w:p>
+        </w:tc>
+      </w:tr>
+      <w:tr>
+        <w:tc>
+          <w:tcPr>
+            <w:tcW w:w="4531" w:type="dxa"/>
+          </w:tcPr>
+          <w:p>
+            <w:r>
+              <w:t>11.06.2026</w:t>
+            </w:r>
+          </w:p>
+        </w:tc>
+        <w:tc>
+          <w:tcPr>
+            <w:tcW w:w="4531" w:type="dxa"/>
+          </w:tcPr>
+          <w:p>
+            <w:r>
+              <w:t>Dokumentation finalisieren und Projekt abschliessen</w:t>
+            </w:r>
+          </w:p>
+        </w:tc>
+      </w:tr>
+    </w:tbl>
+    <w:p/>
+    <w:p/>
     <w:p>
       <w:pPr>
         <w:rPr>
           <w:lang w:val="de-DE"/>
         </w:rPr>
       </w:pPr>
-      <w:r>
+    </w:p>
+    <w:p>
+      <w:pPr>
         <w:rPr>
           <w:lang w:val="de-DE"/>
         </w:rPr>
-        <w:t>Beschreibung was wird erklärt</w:t>
-      </w:r>
-    </w:p>
-    <w:p/>
-    <w:p>
-      <w:r>
-        <w:t>Aufgabe | Verantwortlich</w:t>
-      </w:r>
-      <w:r>
-        <w:t xml:space="preserve"> (Tabellen </w:t>
-      </w:r>
-      <w:proofErr w:type="spellStart"/>
-      <w:r>
-        <w:t>struktur</w:t>
-      </w:r>
-      <w:proofErr w:type="spellEnd"/>
-      <w:r>
-        <w:t>)</w:t>
-      </w:r>
-    </w:p>
-    <w:p/>
-    <w:p>
-      <w:pPr>
-        <w:pStyle w:val="berschrift1"/>
-      </w:pPr>
-      <w:r>
-        <w:t>Zeitplan</w:t>
-      </w:r>
-    </w:p>
-    <w:p>
-      <w:r>
-        <w:t xml:space="preserve">Woche 1 | Beschreibung </w:t>
-      </w:r>
-      <w:r>
-        <w:t xml:space="preserve">(Tabellen </w:t>
-      </w:r>
-      <w:proofErr w:type="spellStart"/>
-      <w:r>
-        <w:t>struktur</w:t>
-      </w:r>
-      <w:proofErr w:type="spellEnd"/>
-      <w:r>
-        <w:t>)</w:t>
-      </w:r>
-    </w:p>
-    <w:p>
-      <w:r>
-        <w:t>Usw.</w:t>
-      </w:r>
+      </w:pPr>
     </w:p>
     <w:p>
       <w:pPr>
@@ -222,21 +3089,8 @@
         </w:rPr>
       </w:pPr>
     </w:p>
-    <w:p>
-      <w:pPr>
-        <w:rPr>
-          <w:lang w:val="de-DE"/>
-        </w:rPr>
-      </w:pPr>
-    </w:p>
-    <w:p>
-      <w:pPr>
-        <w:rPr>
-          <w:lang w:val="de-DE"/>
-        </w:rPr>
-      </w:pPr>
-    </w:p>
     <w:sectPr>
+      <w:headerReference w:type="default" r:id="rId10"/>
       <w:pgSz w:w="11906" w:h="16838"/>
       <w:pgMar w:top="1417" w:right="1417" w:bottom="1134" w:left="1417" w:header="708" w:footer="708" w:gutter="0"/>
       <w:cols w:space="708"/>
@@ -244,6 +3098,968 @@
     </w:sectPr>
   </w:body>
 </w:document>
+</file>
+
+<file path=word/endnotes.xml><?xml version="1.0" encoding="utf-8"?>
+<w:endnotes xmlns:wpc="http://schemas.microsoft.com/office/word/2010/wordprocessingCanvas" xmlns:cx="http://schemas.microsoft.com/office/drawing/2014/chartex" xmlns:cx1="http://schemas.microsoft.com/office/drawing/2015/9/8/chartex" xmlns:cx2="http://schemas.microsoft.com/office/drawing/2015/10/21/chartex" xmlns:cx3="http://schemas.microsoft.com/office/drawing/2016/5/9/chartex" xmlns:cx4="http://schemas.microsoft.com/office/drawing/2016/5/10/chartex" xmlns:cx5="http://schemas.microsoft.com/office/drawing/2016/5/11/chartex" xmlns:cx6="http://schemas.microsoft.com/office/drawing/2016/5/12/chartex" xmlns:cx7="http://schemas.microsoft.com/office/drawing/2016/5/13/chartex" xmlns:cx8="http://schemas.microsoft.com/office/drawing/2016/5/14/chartex" xmlns:mc="http://schemas.openxmlformats.org/markup-compatibility/2006" xmlns:aink="http://schemas.microsoft.com/office/drawing/2016/ink" xmlns:am3d="http://schemas.microsoft.com/office/drawing/2017/model3d" xmlns:o="urn:schemas-microsoft-com:office:office" xmlns:oel="http://schemas.microsoft.com/office/2019/extlst" xmlns:r="http://schemas.openxmlformats.org/officeDocument/2006/relationships" xmlns:m="http://schemas.openxmlformats.org/officeDocument/2006/math" xmlns:v="urn:schemas-microsoft-com:vml" xmlns:wp14="http://schemas.microsoft.com/office/word/2010/wordprocessingDrawing" xmlns:wp="http://schemas.openxmlformats.org/drawingml/2006/wordprocessingDrawing" xmlns:w10="urn:schemas-microsoft-com:office:word" xmlns:w="http://schemas.openxmlformats.org/wordprocessingml/2006/main" xmlns:w14="http://schemas.microsoft.com/office/word/2010/wordml" xmlns:w15="http://schemas.microsoft.com/office/word/2012/wordml" xmlns:w16cex="http://schemas.microsoft.com/office/word/2018/wordml/cex" xmlns:w16cid="http://schemas.microsoft.com/office/word/2016/wordml/cid" xmlns:w16="http://schemas.microsoft.com/office/word/2018/wordml" xmlns:w16du="http://schemas.microsoft.com/office/word/2023/wordml/word16du" xmlns:w16sdtdh="http://schemas.microsoft.com/office/word/2020/wordml/sdtdatahash" xmlns:w16sdtfl="http://schemas.microsoft.com/office/word/2024/wordml/sdtformatlock" xmlns:w16se="http://schemas.microsoft.com/office/word/2015/wordml/symex" xmlns:wpg="http://schemas.microsoft.com/office/word/2010/wordprocessingGroup" xmlns:wpi="http://schemas.microsoft.com/office/word/2010/wordprocessingInk" xmlns:wne="http://schemas.microsoft.com/office/word/2006/wordml" xmlns:wps="http://schemas.microsoft.com/office/word/2010/wordprocessingShape" mc:Ignorable="w14 w15 w16se w16cid w16 w16cex w16sdtdh w16sdtfl w16du wp14">
+  <w:endnote w:type="separator" w:id="-1">
+    <w:p>
+      <w:pPr>
+        <w:spacing w:after="0" w:line="240" w:lineRule="auto"/>
+      </w:pPr>
+      <w:r>
+        <w:separator/>
+      </w:r>
+    </w:p>
+  </w:endnote>
+  <w:endnote w:type="continuationSeparator" w:id="0">
+    <w:p>
+      <w:pPr>
+        <w:spacing w:after="0" w:line="240" w:lineRule="auto"/>
+      </w:pPr>
+      <w:r>
+        <w:continuationSeparator/>
+      </w:r>
+    </w:p>
+  </w:endnote>
+</w:endnotes>
+</file>
+
+<file path=word/footnotes.xml><?xml version="1.0" encoding="utf-8"?>
+<w:footnotes xmlns:wpc="http://schemas.microsoft.com/office/word/2010/wordprocessingCanvas" xmlns:cx="http://schemas.microsoft.com/office/drawing/2014/chartex" xmlns:cx1="http://schemas.microsoft.com/office/drawing/2015/9/8/chartex" xmlns:cx2="http://schemas.microsoft.com/office/drawing/2015/10/21/chartex" xmlns:cx3="http://schemas.microsoft.com/office/drawing/2016/5/9/chartex" xmlns:cx4="http://schemas.microsoft.com/office/drawing/2016/5/10/chartex" xmlns:cx5="http://schemas.microsoft.com/office/drawing/2016/5/11/chartex" xmlns:cx6="http://schemas.microsoft.com/office/drawing/2016/5/12/chartex" xmlns:cx7="http://schemas.microsoft.com/office/drawing/2016/5/13/chartex" xmlns:cx8="http://schemas.microsoft.com/office/drawing/2016/5/14/chartex" xmlns:mc="http://schemas.openxmlformats.org/markup-compatibility/2006" xmlns:aink="http://schemas.microsoft.com/office/drawing/2016/ink" xmlns:am3d="http://schemas.microsoft.com/office/drawing/2017/model3d" xmlns:o="urn:schemas-microsoft-com:office:office" xmlns:oel="http://schemas.microsoft.com/office/2019/extlst" xmlns:r="http://schemas.openxmlformats.org/officeDocument/2006/relationships" xmlns:m="http://schemas.openxmlformats.org/officeDocument/2006/math" xmlns:v="urn:schemas-microsoft-com:vml" xmlns:wp14="http://schemas.microsoft.com/office/word/2010/wordprocessingDrawing" xmlns:wp="http://schemas.openxmlformats.org/drawingml/2006/wordprocessingDrawing" xmlns:w10="urn:schemas-microsoft-com:office:word" xmlns:w="http://schemas.openxmlformats.org/wordprocessingml/2006/main" xmlns:w14="http://schemas.microsoft.com/office/word/2010/wordml" xmlns:w15="http://schemas.microsoft.com/office/word/2012/wordml" xmlns:w16cex="http://schemas.microsoft.com/office/word/2018/wordml/cex" xmlns:w16cid="http://schemas.microsoft.com/office/word/2016/wordml/cid" xmlns:w16="http://schemas.microsoft.com/office/word/2018/wordml" xmlns:w16du="http://schemas.microsoft.com/office/word/2023/wordml/word16du" xmlns:w16sdtdh="http://schemas.microsoft.com/office/word/2020/wordml/sdtdatahash" xmlns:w16sdtfl="http://schemas.microsoft.com/office/word/2024/wordml/sdtformatlock" xmlns:w16se="http://schemas.microsoft.com/office/word/2015/wordml/symex" xmlns:wpg="http://schemas.microsoft.com/office/word/2010/wordprocessingGroup" xmlns:wpi="http://schemas.microsoft.com/office/word/2010/wordprocessingInk" xmlns:wne="http://schemas.microsoft.com/office/word/2006/wordml" xmlns:wps="http://schemas.microsoft.com/office/word/2010/wordprocessingShape" mc:Ignorable="w14 w15 w16se w16cid w16 w16cex w16sdtdh w16sdtfl w16du wp14">
+  <w:footnote w:type="separator" w:id="-1">
+    <w:p>
+      <w:pPr>
+        <w:spacing w:after="0" w:line="240" w:lineRule="auto"/>
+      </w:pPr>
+      <w:r>
+        <w:separator/>
+      </w:r>
+    </w:p>
+  </w:footnote>
+  <w:footnote w:type="continuationSeparator" w:id="0">
+    <w:p>
+      <w:pPr>
+        <w:spacing w:after="0" w:line="240" w:lineRule="auto"/>
+      </w:pPr>
+      <w:r>
+        <w:continuationSeparator/>
+      </w:r>
+    </w:p>
+  </w:footnote>
+</w:footnotes>
+</file>
+
+<file path=word/header1.xml><?xml version="1.0" encoding="utf-8"?>
+<w:hdr xmlns:wpc="http://schemas.microsoft.com/office/word/2010/wordprocessingCanvas" xmlns:cx="http://schemas.microsoft.com/office/drawing/2014/chartex" xmlns:cx1="http://schemas.microsoft.com/office/drawing/2015/9/8/chartex" xmlns:cx2="http://schemas.microsoft.com/office/drawing/2015/10/21/chartex" xmlns:cx3="http://schemas.microsoft.com/office/drawing/2016/5/9/chartex" xmlns:cx4="http://schemas.microsoft.com/office/drawing/2016/5/10/chartex" xmlns:cx5="http://schemas.microsoft.com/office/drawing/2016/5/11/chartex" xmlns:cx6="http://schemas.microsoft.com/office/drawing/2016/5/12/chartex" xmlns:cx7="http://schemas.microsoft.com/office/drawing/2016/5/13/chartex" xmlns:cx8="http://schemas.microsoft.com/office/drawing/2016/5/14/chartex" xmlns:mc="http://schemas.openxmlformats.org/markup-compatibility/2006" xmlns:aink="http://schemas.microsoft.com/office/drawing/2016/ink" xmlns:am3d="http://schemas.microsoft.com/office/drawing/2017/model3d" xmlns:o="urn:schemas-microsoft-com:office:office" xmlns:oel="http://schemas.microsoft.com/office/2019/extlst" xmlns:r="http://schemas.openxmlformats.org/officeDocument/2006/relationships" xmlns:m="http://schemas.openxmlformats.org/officeDocument/2006/math" xmlns:v="urn:schemas-microsoft-com:vml" xmlns:wp14="http://schemas.microsoft.com/office/word/2010/wordprocessingDrawing" xmlns:wp="http://schemas.openxmlformats.org/drawingml/2006/wordprocessingDrawing" xmlns:w10="urn:schemas-microsoft-com:office:word" xmlns:w="http://schemas.openxmlformats.org/wordprocessingml/2006/main" xmlns:w14="http://schemas.microsoft.com/office/word/2010/wordml" xmlns:w15="http://schemas.microsoft.com/office/word/2012/wordml" xmlns:w16cex="http://schemas.microsoft.com/office/word/2018/wordml/cex" xmlns:w16cid="http://schemas.microsoft.com/office/word/2016/wordml/cid" xmlns:w16="http://schemas.microsoft.com/office/word/2018/wordml" xmlns:w16du="http://schemas.microsoft.com/office/word/2023/wordml/word16du" xmlns:w16sdtdh="http://schemas.microsoft.com/office/word/2020/wordml/sdtdatahash" xmlns:w16sdtfl="http://schemas.microsoft.com/office/word/2024/wordml/sdtformatlock" xmlns:w16se="http://schemas.microsoft.com/office/word/2015/wordml/symex" xmlns:wpg="http://schemas.microsoft.com/office/word/2010/wordprocessingGroup" xmlns:wpi="http://schemas.microsoft.com/office/word/2010/wordprocessingInk" xmlns:wne="http://schemas.microsoft.com/office/word/2006/wordml" xmlns:wps="http://schemas.microsoft.com/office/word/2010/wordprocessingShape" mc:Ignorable="w14 w15 w16se w16cid w16 w16cex w16sdtdh w16sdtfl w16du wp14">
+  <w:p>
+    <w:pPr>
+      <w:pStyle w:val="Kopfzeile"/>
+    </w:pPr>
+    <w:r>
+      <w:t>Sanjivan, Egor, Gian und Kenan</w:t>
+    </w:r>
+  </w:p>
+  <w:p>
+    <w:pPr>
+      <w:pStyle w:val="Kopfzeile"/>
+    </w:pPr>
+    <w:r>
+      <w:ptab w:relativeTo="margin" w:alignment="center" w:leader="none"/>
+    </w:r>
+    <w:r>
+      <w:ptab w:relativeTo="margin" w:alignment="right" w:leader="none"/>
+    </w:r>
+    <w:r>
+      <w:t>IPT 7.1</w:t>
+    </w:r>
+  </w:p>
+</w:hdr>
+</file>
+
+<file path=word/numbering.xml><?xml version="1.0" encoding="utf-8"?>
+<w:numbering xmlns:wpc="http://schemas.microsoft.com/office/word/2010/wordprocessingCanvas" xmlns:cx="http://schemas.microsoft.com/office/drawing/2014/chartex" xmlns:cx1="http://schemas.microsoft.com/office/drawing/2015/9/8/chartex" xmlns:cx2="http://schemas.microsoft.com/office/drawing/2015/10/21/chartex" xmlns:cx3="http://schemas.microsoft.com/office/drawing/2016/5/9/chartex" xmlns:cx4="http://schemas.microsoft.com/office/drawing/2016/5/10/chartex" xmlns:cx5="http://schemas.microsoft.com/office/drawing/2016/5/11/chartex" xmlns:cx6="http://schemas.microsoft.com/office/drawing/2016/5/12/chartex" xmlns:cx7="http://schemas.microsoft.com/office/drawing/2016/5/13/chartex" xmlns:cx8="http://schemas.microsoft.com/office/drawing/2016/5/14/chartex" xmlns:mc="http://schemas.openxmlformats.org/markup-compatibility/2006" xmlns:aink="http://schemas.microsoft.com/office/drawing/2016/ink" xmlns:am3d="http://schemas.microsoft.com/office/drawing/2017/model3d" xmlns:o="urn:schemas-microsoft-com:office:office" xmlns:oel="http://schemas.microsoft.com/office/2019/extlst" xmlns:r="http://schemas.openxmlformats.org/officeDocument/2006/relationships" xmlns:m="http://schemas.openxmlformats.org/officeDocument/2006/math" xmlns:v="urn:schemas-microsoft-com:vml" xmlns:wp14="http://schemas.microsoft.com/office/word/2010/wordprocessingDrawing" xmlns:wp="http://schemas.openxmlformats.org/drawingml/2006/wordprocessingDrawing" xmlns:w10="urn:schemas-microsoft-com:office:word" xmlns:w="http://schemas.openxmlformats.org/wordprocessingml/2006/main" xmlns:w14="http://schemas.microsoft.com/office/word/2010/wordml" xmlns:w15="http://schemas.microsoft.com/office/word/2012/wordml" xmlns:w16cex="http://schemas.microsoft.com/office/word/2018/wordml/cex" xmlns:w16cid="http://schemas.microsoft.com/office/word/2016/wordml/cid" xmlns:w16="http://schemas.microsoft.com/office/word/2018/wordml" xmlns:w16du="http://schemas.microsoft.com/office/word/2023/wordml/word16du" xmlns:w16sdtdh="http://schemas.microsoft.com/office/word/2020/wordml/sdtdatahash" xmlns:w16sdtfl="http://schemas.microsoft.com/office/word/2024/wordml/sdtformatlock" xmlns:w16se="http://schemas.microsoft.com/office/word/2015/wordml/symex" xmlns:wpg="http://schemas.microsoft.com/office/word/2010/wordprocessingGroup" xmlns:wpi="http://schemas.microsoft.com/office/word/2010/wordprocessingInk" xmlns:wne="http://schemas.microsoft.com/office/word/2006/wordml" xmlns:wps="http://schemas.microsoft.com/office/word/2010/wordprocessingShape" mc:Ignorable="w14 w15 w16se w16cid w16 w16cex w16sdtdh w16sdtfl w16du wp14">
+  <w:abstractNum w:abstractNumId="0" w15:restartNumberingAfterBreak="0">
+    <w:nsid w:val="01B937CA"/>
+    <w:multiLevelType w:val="hybridMultilevel"/>
+    <w:tmpl w:val="2AA442F8"/>
+    <w:lvl w:ilvl="0" w:tplc="F04AFCEA">
+      <w:numFmt w:val="bullet"/>
+      <w:lvlText w:val="-"/>
+      <w:lvlJc w:val="left"/>
+      <w:pPr>
+        <w:ind w:left="720" w:hanging="360"/>
+      </w:pPr>
+      <w:rPr>
+        <w:rFonts w:ascii="Aptos" w:eastAsiaTheme="minorHAnsi" w:hAnsi="Aptos" w:cstheme="minorBidi" w:hint="default"/>
+      </w:rPr>
+    </w:lvl>
+    <w:lvl w:ilvl="1" w:tplc="08070003" w:tentative="1">
+      <w:start w:val="1"/>
+      <w:numFmt w:val="bullet"/>
+      <w:lvlText w:val="o"/>
+      <w:lvlJc w:val="left"/>
+      <w:pPr>
+        <w:ind w:left="1440" w:hanging="360"/>
+      </w:pPr>
+      <w:rPr>
+        <w:rFonts w:ascii="Courier New" w:hAnsi="Courier New" w:cs="Courier New" w:hint="default"/>
+      </w:rPr>
+    </w:lvl>
+    <w:lvl w:ilvl="2" w:tplc="08070005" w:tentative="1">
+      <w:start w:val="1"/>
+      <w:numFmt w:val="bullet"/>
+      <w:lvlText w:val=""/>
+      <w:lvlJc w:val="left"/>
+      <w:pPr>
+        <w:ind w:left="2160" w:hanging="360"/>
+      </w:pPr>
+      <w:rPr>
+        <w:rFonts w:ascii="Wingdings" w:hAnsi="Wingdings" w:hint="default"/>
+      </w:rPr>
+    </w:lvl>
+    <w:lvl w:ilvl="3" w:tplc="08070001" w:tentative="1">
+      <w:start w:val="1"/>
+      <w:numFmt w:val="bullet"/>
+      <w:lvlText w:val=""/>
+      <w:lvlJc w:val="left"/>
+      <w:pPr>
+        <w:ind w:left="2880" w:hanging="360"/>
+      </w:pPr>
+      <w:rPr>
+        <w:rFonts w:ascii="Symbol" w:hAnsi="Symbol" w:hint="default"/>
+      </w:rPr>
+    </w:lvl>
+    <w:lvl w:ilvl="4" w:tplc="08070003" w:tentative="1">
+      <w:start w:val="1"/>
+      <w:numFmt w:val="bullet"/>
+      <w:lvlText w:val="o"/>
+      <w:lvlJc w:val="left"/>
+      <w:pPr>
+        <w:ind w:left="3600" w:hanging="360"/>
+      </w:pPr>
+      <w:rPr>
+        <w:rFonts w:ascii="Courier New" w:hAnsi="Courier New" w:cs="Courier New" w:hint="default"/>
+      </w:rPr>
+    </w:lvl>
+    <w:lvl w:ilvl="5" w:tplc="08070005" w:tentative="1">
+      <w:start w:val="1"/>
+      <w:numFmt w:val="bullet"/>
+      <w:lvlText w:val=""/>
+      <w:lvlJc w:val="left"/>
+      <w:pPr>
+        <w:ind w:left="4320" w:hanging="360"/>
+      </w:pPr>
+      <w:rPr>
+        <w:rFonts w:ascii="Wingdings" w:hAnsi="Wingdings" w:hint="default"/>
+      </w:rPr>
+    </w:lvl>
+    <w:lvl w:ilvl="6" w:tplc="08070001" w:tentative="1">
+      <w:start w:val="1"/>
+      <w:numFmt w:val="bullet"/>
+      <w:lvlText w:val=""/>
+      <w:lvlJc w:val="left"/>
+      <w:pPr>
+        <w:ind w:left="5040" w:hanging="360"/>
+      </w:pPr>
+      <w:rPr>
+        <w:rFonts w:ascii="Symbol" w:hAnsi="Symbol" w:hint="default"/>
+      </w:rPr>
+    </w:lvl>
+    <w:lvl w:ilvl="7" w:tplc="08070003" w:tentative="1">
+      <w:start w:val="1"/>
+      <w:numFmt w:val="bullet"/>
+      <w:lvlText w:val="o"/>
+      <w:lvlJc w:val="left"/>
+      <w:pPr>
+        <w:ind w:left="5760" w:hanging="360"/>
+      </w:pPr>
+      <w:rPr>
+        <w:rFonts w:ascii="Courier New" w:hAnsi="Courier New" w:cs="Courier New" w:hint="default"/>
+      </w:rPr>
+    </w:lvl>
+    <w:lvl w:ilvl="8" w:tplc="08070005" w:tentative="1">
+      <w:start w:val="1"/>
+      <w:numFmt w:val="bullet"/>
+      <w:lvlText w:val=""/>
+      <w:lvlJc w:val="left"/>
+      <w:pPr>
+        <w:ind w:left="6480" w:hanging="360"/>
+      </w:pPr>
+      <w:rPr>
+        <w:rFonts w:ascii="Wingdings" w:hAnsi="Wingdings" w:hint="default"/>
+      </w:rPr>
+    </w:lvl>
+  </w:abstractNum>
+  <w:abstractNum w:abstractNumId="1" w15:restartNumberingAfterBreak="0">
+    <w:nsid w:val="037FA40B"/>
+    <w:multiLevelType w:val="hybridMultilevel"/>
+    <w:tmpl w:val="FFFFFFFF"/>
+    <w:lvl w:ilvl="0" w:tplc="5BA07AFE">
+      <w:start w:val="1"/>
+      <w:numFmt w:val="decimal"/>
+      <w:lvlText w:val="%1."/>
+      <w:lvlJc w:val="left"/>
+      <w:pPr>
+        <w:ind w:left="720" w:hanging="360"/>
+      </w:pPr>
+    </w:lvl>
+    <w:lvl w:ilvl="1" w:tplc="EF6EF1A2">
+      <w:start w:val="1"/>
+      <w:numFmt w:val="lowerLetter"/>
+      <w:lvlText w:val="%2."/>
+      <w:lvlJc w:val="left"/>
+      <w:pPr>
+        <w:ind w:left="1440" w:hanging="360"/>
+      </w:pPr>
+    </w:lvl>
+    <w:lvl w:ilvl="2" w:tplc="628871D0">
+      <w:start w:val="1"/>
+      <w:numFmt w:val="lowerRoman"/>
+      <w:lvlText w:val="%3."/>
+      <w:lvlJc w:val="right"/>
+      <w:pPr>
+        <w:ind w:left="2160" w:hanging="180"/>
+      </w:pPr>
+    </w:lvl>
+    <w:lvl w:ilvl="3" w:tplc="D4D0E40C">
+      <w:start w:val="1"/>
+      <w:numFmt w:val="decimal"/>
+      <w:lvlText w:val="%4."/>
+      <w:lvlJc w:val="left"/>
+      <w:pPr>
+        <w:ind w:left="2880" w:hanging="360"/>
+      </w:pPr>
+    </w:lvl>
+    <w:lvl w:ilvl="4" w:tplc="23A4900C">
+      <w:start w:val="1"/>
+      <w:numFmt w:val="lowerLetter"/>
+      <w:lvlText w:val="%5."/>
+      <w:lvlJc w:val="left"/>
+      <w:pPr>
+        <w:ind w:left="3600" w:hanging="360"/>
+      </w:pPr>
+    </w:lvl>
+    <w:lvl w:ilvl="5" w:tplc="C82A973A">
+      <w:start w:val="1"/>
+      <w:numFmt w:val="lowerRoman"/>
+      <w:lvlText w:val="%6."/>
+      <w:lvlJc w:val="right"/>
+      <w:pPr>
+        <w:ind w:left="4320" w:hanging="180"/>
+      </w:pPr>
+    </w:lvl>
+    <w:lvl w:ilvl="6" w:tplc="2F2C19C2">
+      <w:start w:val="1"/>
+      <w:numFmt w:val="decimal"/>
+      <w:lvlText w:val="%7."/>
+      <w:lvlJc w:val="left"/>
+      <w:pPr>
+        <w:ind w:left="5040" w:hanging="360"/>
+      </w:pPr>
+    </w:lvl>
+    <w:lvl w:ilvl="7" w:tplc="6744206E">
+      <w:start w:val="1"/>
+      <w:numFmt w:val="lowerLetter"/>
+      <w:lvlText w:val="%8."/>
+      <w:lvlJc w:val="left"/>
+      <w:pPr>
+        <w:ind w:left="5760" w:hanging="360"/>
+      </w:pPr>
+    </w:lvl>
+    <w:lvl w:ilvl="8" w:tplc="6416FF8E">
+      <w:start w:val="1"/>
+      <w:numFmt w:val="lowerRoman"/>
+      <w:lvlText w:val="%9."/>
+      <w:lvlJc w:val="right"/>
+      <w:pPr>
+        <w:ind w:left="6480" w:hanging="180"/>
+      </w:pPr>
+    </w:lvl>
+  </w:abstractNum>
+  <w:abstractNum w:abstractNumId="2" w15:restartNumberingAfterBreak="0">
+    <w:nsid w:val="1C741C72"/>
+    <w:multiLevelType w:val="hybridMultilevel"/>
+    <w:tmpl w:val="FFFFFFFF"/>
+    <w:lvl w:ilvl="0" w:tplc="193ECF8A">
+      <w:start w:val="1"/>
+      <w:numFmt w:val="decimal"/>
+      <w:lvlText w:val="%1."/>
+      <w:lvlJc w:val="left"/>
+      <w:pPr>
+        <w:ind w:left="720" w:hanging="360"/>
+      </w:pPr>
+    </w:lvl>
+    <w:lvl w:ilvl="1" w:tplc="768A1BA8">
+      <w:start w:val="1"/>
+      <w:numFmt w:val="lowerLetter"/>
+      <w:lvlText w:val="%2."/>
+      <w:lvlJc w:val="left"/>
+      <w:pPr>
+        <w:ind w:left="1440" w:hanging="360"/>
+      </w:pPr>
+    </w:lvl>
+    <w:lvl w:ilvl="2" w:tplc="49DE2CBE">
+      <w:start w:val="1"/>
+      <w:numFmt w:val="lowerRoman"/>
+      <w:lvlText w:val="%3."/>
+      <w:lvlJc w:val="right"/>
+      <w:pPr>
+        <w:ind w:left="2160" w:hanging="180"/>
+      </w:pPr>
+    </w:lvl>
+    <w:lvl w:ilvl="3" w:tplc="F050B3AA">
+      <w:start w:val="1"/>
+      <w:numFmt w:val="decimal"/>
+      <w:lvlText w:val="%4."/>
+      <w:lvlJc w:val="left"/>
+      <w:pPr>
+        <w:ind w:left="2880" w:hanging="360"/>
+      </w:pPr>
+    </w:lvl>
+    <w:lvl w:ilvl="4" w:tplc="04860874">
+      <w:start w:val="1"/>
+      <w:numFmt w:val="lowerLetter"/>
+      <w:lvlText w:val="%5."/>
+      <w:lvlJc w:val="left"/>
+      <w:pPr>
+        <w:ind w:left="3600" w:hanging="360"/>
+      </w:pPr>
+    </w:lvl>
+    <w:lvl w:ilvl="5" w:tplc="86D89EE4">
+      <w:start w:val="1"/>
+      <w:numFmt w:val="lowerRoman"/>
+      <w:lvlText w:val="%6."/>
+      <w:lvlJc w:val="right"/>
+      <w:pPr>
+        <w:ind w:left="4320" w:hanging="180"/>
+      </w:pPr>
+    </w:lvl>
+    <w:lvl w:ilvl="6" w:tplc="1FE85D3A">
+      <w:start w:val="1"/>
+      <w:numFmt w:val="decimal"/>
+      <w:lvlText w:val="%7."/>
+      <w:lvlJc w:val="left"/>
+      <w:pPr>
+        <w:ind w:left="5040" w:hanging="360"/>
+      </w:pPr>
+    </w:lvl>
+    <w:lvl w:ilvl="7" w:tplc="F60A7DEC">
+      <w:start w:val="1"/>
+      <w:numFmt w:val="lowerLetter"/>
+      <w:lvlText w:val="%8."/>
+      <w:lvlJc w:val="left"/>
+      <w:pPr>
+        <w:ind w:left="5760" w:hanging="360"/>
+      </w:pPr>
+    </w:lvl>
+    <w:lvl w:ilvl="8" w:tplc="3822E3E2">
+      <w:start w:val="1"/>
+      <w:numFmt w:val="lowerRoman"/>
+      <w:lvlText w:val="%9."/>
+      <w:lvlJc w:val="right"/>
+      <w:pPr>
+        <w:ind w:left="6480" w:hanging="180"/>
+      </w:pPr>
+    </w:lvl>
+  </w:abstractNum>
+  <w:abstractNum w:abstractNumId="3" w15:restartNumberingAfterBreak="0">
+    <w:nsid w:val="1F2E0950"/>
+    <w:multiLevelType w:val="hybridMultilevel"/>
+    <w:tmpl w:val="FFFFFFFF"/>
+    <w:lvl w:ilvl="0" w:tplc="3E20B320">
+      <w:start w:val="1"/>
+      <w:numFmt w:val="bullet"/>
+      <w:lvlText w:val="-"/>
+      <w:lvlJc w:val="left"/>
+      <w:pPr>
+        <w:ind w:left="720" w:hanging="360"/>
+      </w:pPr>
+      <w:rPr>
+        <w:rFonts w:ascii="Aptos" w:hAnsi="Aptos" w:hint="default"/>
+      </w:rPr>
+    </w:lvl>
+    <w:lvl w:ilvl="1" w:tplc="831A0F10">
+      <w:start w:val="1"/>
+      <w:numFmt w:val="bullet"/>
+      <w:lvlText w:val="o"/>
+      <w:lvlJc w:val="left"/>
+      <w:pPr>
+        <w:ind w:left="1440" w:hanging="360"/>
+      </w:pPr>
+      <w:rPr>
+        <w:rFonts w:ascii="Courier New" w:hAnsi="Courier New" w:hint="default"/>
+      </w:rPr>
+    </w:lvl>
+    <w:lvl w:ilvl="2" w:tplc="2ED4E39E">
+      <w:start w:val="1"/>
+      <w:numFmt w:val="bullet"/>
+      <w:lvlText w:val=""/>
+      <w:lvlJc w:val="left"/>
+      <w:pPr>
+        <w:ind w:left="2160" w:hanging="360"/>
+      </w:pPr>
+      <w:rPr>
+        <w:rFonts w:ascii="Wingdings" w:hAnsi="Wingdings" w:hint="default"/>
+      </w:rPr>
+    </w:lvl>
+    <w:lvl w:ilvl="3" w:tplc="C6BCA458">
+      <w:start w:val="1"/>
+      <w:numFmt w:val="bullet"/>
+      <w:lvlText w:val=""/>
+      <w:lvlJc w:val="left"/>
+      <w:pPr>
+        <w:ind w:left="2880" w:hanging="360"/>
+      </w:pPr>
+      <w:rPr>
+        <w:rFonts w:ascii="Symbol" w:hAnsi="Symbol" w:hint="default"/>
+      </w:rPr>
+    </w:lvl>
+    <w:lvl w:ilvl="4" w:tplc="5314BF64">
+      <w:start w:val="1"/>
+      <w:numFmt w:val="bullet"/>
+      <w:lvlText w:val="o"/>
+      <w:lvlJc w:val="left"/>
+      <w:pPr>
+        <w:ind w:left="3600" w:hanging="360"/>
+      </w:pPr>
+      <w:rPr>
+        <w:rFonts w:ascii="Courier New" w:hAnsi="Courier New" w:hint="default"/>
+      </w:rPr>
+    </w:lvl>
+    <w:lvl w:ilvl="5" w:tplc="F4FAD514">
+      <w:start w:val="1"/>
+      <w:numFmt w:val="bullet"/>
+      <w:lvlText w:val=""/>
+      <w:lvlJc w:val="left"/>
+      <w:pPr>
+        <w:ind w:left="4320" w:hanging="360"/>
+      </w:pPr>
+      <w:rPr>
+        <w:rFonts w:ascii="Wingdings" w:hAnsi="Wingdings" w:hint="default"/>
+      </w:rPr>
+    </w:lvl>
+    <w:lvl w:ilvl="6" w:tplc="1082C892">
+      <w:start w:val="1"/>
+      <w:numFmt w:val="bullet"/>
+      <w:lvlText w:val=""/>
+      <w:lvlJc w:val="left"/>
+      <w:pPr>
+        <w:ind w:left="5040" w:hanging="360"/>
+      </w:pPr>
+      <w:rPr>
+        <w:rFonts w:ascii="Symbol" w:hAnsi="Symbol" w:hint="default"/>
+      </w:rPr>
+    </w:lvl>
+    <w:lvl w:ilvl="7" w:tplc="22D4602A">
+      <w:start w:val="1"/>
+      <w:numFmt w:val="bullet"/>
+      <w:lvlText w:val="o"/>
+      <w:lvlJc w:val="left"/>
+      <w:pPr>
+        <w:ind w:left="5760" w:hanging="360"/>
+      </w:pPr>
+      <w:rPr>
+        <w:rFonts w:ascii="Courier New" w:hAnsi="Courier New" w:hint="default"/>
+      </w:rPr>
+    </w:lvl>
+    <w:lvl w:ilvl="8" w:tplc="A77A9138">
+      <w:start w:val="1"/>
+      <w:numFmt w:val="bullet"/>
+      <w:lvlText w:val=""/>
+      <w:lvlJc w:val="left"/>
+      <w:pPr>
+        <w:ind w:left="6480" w:hanging="360"/>
+      </w:pPr>
+      <w:rPr>
+        <w:rFonts w:ascii="Wingdings" w:hAnsi="Wingdings" w:hint="default"/>
+      </w:rPr>
+    </w:lvl>
+  </w:abstractNum>
+  <w:abstractNum w:abstractNumId="4" w15:restartNumberingAfterBreak="0">
+    <w:nsid w:val="485F2B2A"/>
+    <w:multiLevelType w:val="multilevel"/>
+    <w:tmpl w:val="74F0B8A2"/>
+    <w:lvl w:ilvl="0">
+      <w:numFmt w:val="bullet"/>
+      <w:lvlText w:val="-"/>
+      <w:lvlJc w:val="left"/>
+      <w:pPr>
+        <w:ind w:left="720" w:hanging="360"/>
+      </w:pPr>
+      <w:rPr>
+        <w:rFonts w:ascii="Aptos" w:hAnsi="Aptos" w:hint="default"/>
+      </w:rPr>
+    </w:lvl>
+    <w:lvl w:ilvl="1">
+      <w:start w:val="1"/>
+      <w:numFmt w:val="bullet"/>
+      <w:lvlText w:val="o"/>
+      <w:lvlJc w:val="left"/>
+      <w:pPr>
+        <w:ind w:left="1440" w:hanging="360"/>
+      </w:pPr>
+      <w:rPr>
+        <w:rFonts w:ascii="Courier New" w:hAnsi="Courier New" w:hint="default"/>
+      </w:rPr>
+    </w:lvl>
+    <w:lvl w:ilvl="2" w:tentative="1">
+      <w:start w:val="1"/>
+      <w:numFmt w:val="bullet"/>
+      <w:lvlText w:val=""/>
+      <w:lvlJc w:val="left"/>
+      <w:pPr>
+        <w:ind w:left="2160" w:hanging="360"/>
+      </w:pPr>
+      <w:rPr>
+        <w:rFonts w:ascii="Wingdings" w:hAnsi="Wingdings" w:hint="default"/>
+      </w:rPr>
+    </w:lvl>
+    <w:lvl w:ilvl="3" w:tentative="1">
+      <w:start w:val="1"/>
+      <w:numFmt w:val="bullet"/>
+      <w:lvlText w:val=""/>
+      <w:lvlJc w:val="left"/>
+      <w:pPr>
+        <w:ind w:left="2880" w:hanging="360"/>
+      </w:pPr>
+      <w:rPr>
+        <w:rFonts w:ascii="Symbol" w:hAnsi="Symbol" w:hint="default"/>
+      </w:rPr>
+    </w:lvl>
+    <w:lvl w:ilvl="4" w:tentative="1">
+      <w:start w:val="1"/>
+      <w:numFmt w:val="bullet"/>
+      <w:lvlText w:val="o"/>
+      <w:lvlJc w:val="left"/>
+      <w:pPr>
+        <w:ind w:left="3600" w:hanging="360"/>
+      </w:pPr>
+      <w:rPr>
+        <w:rFonts w:ascii="Courier New" w:hAnsi="Courier New" w:hint="default"/>
+      </w:rPr>
+    </w:lvl>
+    <w:lvl w:ilvl="5" w:tentative="1">
+      <w:start w:val="1"/>
+      <w:numFmt w:val="bullet"/>
+      <w:lvlText w:val=""/>
+      <w:lvlJc w:val="left"/>
+      <w:pPr>
+        <w:ind w:left="4320" w:hanging="360"/>
+      </w:pPr>
+      <w:rPr>
+        <w:rFonts w:ascii="Wingdings" w:hAnsi="Wingdings" w:hint="default"/>
+      </w:rPr>
+    </w:lvl>
+    <w:lvl w:ilvl="6" w:tentative="1">
+      <w:start w:val="1"/>
+      <w:numFmt w:val="bullet"/>
+      <w:lvlText w:val=""/>
+      <w:lvlJc w:val="left"/>
+      <w:pPr>
+        <w:ind w:left="5040" w:hanging="360"/>
+      </w:pPr>
+      <w:rPr>
+        <w:rFonts w:ascii="Symbol" w:hAnsi="Symbol" w:hint="default"/>
+      </w:rPr>
+    </w:lvl>
+    <w:lvl w:ilvl="7" w:tentative="1">
+      <w:start w:val="1"/>
+      <w:numFmt w:val="bullet"/>
+      <w:lvlText w:val="o"/>
+      <w:lvlJc w:val="left"/>
+      <w:pPr>
+        <w:ind w:left="5760" w:hanging="360"/>
+      </w:pPr>
+      <w:rPr>
+        <w:rFonts w:ascii="Courier New" w:hAnsi="Courier New" w:hint="default"/>
+      </w:rPr>
+    </w:lvl>
+    <w:lvl w:ilvl="8" w:tentative="1">
+      <w:start w:val="1"/>
+      <w:numFmt w:val="bullet"/>
+      <w:lvlText w:val=""/>
+      <w:lvlJc w:val="left"/>
+      <w:pPr>
+        <w:ind w:left="6480" w:hanging="360"/>
+      </w:pPr>
+      <w:rPr>
+        <w:rFonts w:ascii="Wingdings" w:hAnsi="Wingdings" w:hint="default"/>
+      </w:rPr>
+    </w:lvl>
+  </w:abstractNum>
+  <w:abstractNum w:abstractNumId="5" w15:restartNumberingAfterBreak="0">
+    <w:nsid w:val="52C605C4"/>
+    <w:multiLevelType w:val="hybridMultilevel"/>
+    <w:tmpl w:val="FFFFFFFF"/>
+    <w:lvl w:ilvl="0" w:tplc="71962C2C">
+      <w:start w:val="1"/>
+      <w:numFmt w:val="decimal"/>
+      <w:lvlText w:val="%1."/>
+      <w:lvlJc w:val="left"/>
+      <w:pPr>
+        <w:ind w:left="720" w:hanging="360"/>
+      </w:pPr>
+    </w:lvl>
+    <w:lvl w:ilvl="1" w:tplc="EB060BD2">
+      <w:start w:val="1"/>
+      <w:numFmt w:val="lowerLetter"/>
+      <w:lvlText w:val="%2."/>
+      <w:lvlJc w:val="left"/>
+      <w:pPr>
+        <w:ind w:left="1440" w:hanging="360"/>
+      </w:pPr>
+    </w:lvl>
+    <w:lvl w:ilvl="2" w:tplc="F580F3A4">
+      <w:start w:val="1"/>
+      <w:numFmt w:val="lowerRoman"/>
+      <w:lvlText w:val="%3."/>
+      <w:lvlJc w:val="right"/>
+      <w:pPr>
+        <w:ind w:left="2160" w:hanging="180"/>
+      </w:pPr>
+    </w:lvl>
+    <w:lvl w:ilvl="3" w:tplc="82465608">
+      <w:start w:val="1"/>
+      <w:numFmt w:val="decimal"/>
+      <w:lvlText w:val="%4."/>
+      <w:lvlJc w:val="left"/>
+      <w:pPr>
+        <w:ind w:left="2880" w:hanging="360"/>
+      </w:pPr>
+    </w:lvl>
+    <w:lvl w:ilvl="4" w:tplc="E3A4A720">
+      <w:start w:val="1"/>
+      <w:numFmt w:val="lowerLetter"/>
+      <w:lvlText w:val="%5."/>
+      <w:lvlJc w:val="left"/>
+      <w:pPr>
+        <w:ind w:left="3600" w:hanging="360"/>
+      </w:pPr>
+    </w:lvl>
+    <w:lvl w:ilvl="5" w:tplc="1E8A09A0">
+      <w:start w:val="1"/>
+      <w:numFmt w:val="lowerRoman"/>
+      <w:lvlText w:val="%6."/>
+      <w:lvlJc w:val="right"/>
+      <w:pPr>
+        <w:ind w:left="4320" w:hanging="180"/>
+      </w:pPr>
+    </w:lvl>
+    <w:lvl w:ilvl="6" w:tplc="7FBEFA6A">
+      <w:start w:val="1"/>
+      <w:numFmt w:val="decimal"/>
+      <w:lvlText w:val="%7."/>
+      <w:lvlJc w:val="left"/>
+      <w:pPr>
+        <w:ind w:left="5040" w:hanging="360"/>
+      </w:pPr>
+    </w:lvl>
+    <w:lvl w:ilvl="7" w:tplc="5EF8B902">
+      <w:start w:val="1"/>
+      <w:numFmt w:val="lowerLetter"/>
+      <w:lvlText w:val="%8."/>
+      <w:lvlJc w:val="left"/>
+      <w:pPr>
+        <w:ind w:left="5760" w:hanging="360"/>
+      </w:pPr>
+    </w:lvl>
+    <w:lvl w:ilvl="8" w:tplc="17661A8C">
+      <w:start w:val="1"/>
+      <w:numFmt w:val="lowerRoman"/>
+      <w:lvlText w:val="%9."/>
+      <w:lvlJc w:val="right"/>
+      <w:pPr>
+        <w:ind w:left="6480" w:hanging="180"/>
+      </w:pPr>
+    </w:lvl>
+  </w:abstractNum>
+  <w:abstractNum w:abstractNumId="6" w15:restartNumberingAfterBreak="0">
+    <w:nsid w:val="5A166416"/>
+    <w:multiLevelType w:val="hybridMultilevel"/>
+    <w:tmpl w:val="FFFFFFFF"/>
+    <w:lvl w:ilvl="0" w:tplc="89CE25E8">
+      <w:start w:val="1"/>
+      <w:numFmt w:val="decimal"/>
+      <w:lvlText w:val="%1."/>
+      <w:lvlJc w:val="left"/>
+      <w:pPr>
+        <w:ind w:left="720" w:hanging="360"/>
+      </w:pPr>
+    </w:lvl>
+    <w:lvl w:ilvl="1" w:tplc="A84CFB02">
+      <w:start w:val="1"/>
+      <w:numFmt w:val="lowerLetter"/>
+      <w:lvlText w:val="%2."/>
+      <w:lvlJc w:val="left"/>
+      <w:pPr>
+        <w:ind w:left="1440" w:hanging="360"/>
+      </w:pPr>
+    </w:lvl>
+    <w:lvl w:ilvl="2" w:tplc="098EFD34">
+      <w:start w:val="1"/>
+      <w:numFmt w:val="lowerRoman"/>
+      <w:lvlText w:val="%3."/>
+      <w:lvlJc w:val="right"/>
+      <w:pPr>
+        <w:ind w:left="2160" w:hanging="180"/>
+      </w:pPr>
+    </w:lvl>
+    <w:lvl w:ilvl="3" w:tplc="812005B4">
+      <w:start w:val="1"/>
+      <w:numFmt w:val="decimal"/>
+      <w:lvlText w:val="%4."/>
+      <w:lvlJc w:val="left"/>
+      <w:pPr>
+        <w:ind w:left="2880" w:hanging="360"/>
+      </w:pPr>
+    </w:lvl>
+    <w:lvl w:ilvl="4" w:tplc="4BD8F454">
+      <w:start w:val="1"/>
+      <w:numFmt w:val="lowerLetter"/>
+      <w:lvlText w:val="%5."/>
+      <w:lvlJc w:val="left"/>
+      <w:pPr>
+        <w:ind w:left="3600" w:hanging="360"/>
+      </w:pPr>
+    </w:lvl>
+    <w:lvl w:ilvl="5" w:tplc="F8DCCF4C">
+      <w:start w:val="1"/>
+      <w:numFmt w:val="lowerRoman"/>
+      <w:lvlText w:val="%6."/>
+      <w:lvlJc w:val="right"/>
+      <w:pPr>
+        <w:ind w:left="4320" w:hanging="180"/>
+      </w:pPr>
+    </w:lvl>
+    <w:lvl w:ilvl="6" w:tplc="378EB1E8">
+      <w:start w:val="1"/>
+      <w:numFmt w:val="decimal"/>
+      <w:lvlText w:val="%7."/>
+      <w:lvlJc w:val="left"/>
+      <w:pPr>
+        <w:ind w:left="5040" w:hanging="360"/>
+      </w:pPr>
+    </w:lvl>
+    <w:lvl w:ilvl="7" w:tplc="9CD28A6C">
+      <w:start w:val="1"/>
+      <w:numFmt w:val="lowerLetter"/>
+      <w:lvlText w:val="%8."/>
+      <w:lvlJc w:val="left"/>
+      <w:pPr>
+        <w:ind w:left="5760" w:hanging="360"/>
+      </w:pPr>
+    </w:lvl>
+    <w:lvl w:ilvl="8" w:tplc="EADE091C">
+      <w:start w:val="1"/>
+      <w:numFmt w:val="lowerRoman"/>
+      <w:lvlText w:val="%9."/>
+      <w:lvlJc w:val="right"/>
+      <w:pPr>
+        <w:ind w:left="6480" w:hanging="180"/>
+      </w:pPr>
+    </w:lvl>
+  </w:abstractNum>
+  <w:abstractNum w:abstractNumId="7" w15:restartNumberingAfterBreak="0">
+    <w:nsid w:val="60FE374B"/>
+    <w:multiLevelType w:val="hybridMultilevel"/>
+    <w:tmpl w:val="FFFFFFFF"/>
+    <w:lvl w:ilvl="0" w:tplc="841A6C74">
+      <w:start w:val="1"/>
+      <w:numFmt w:val="decimal"/>
+      <w:lvlText w:val="%1."/>
+      <w:lvlJc w:val="left"/>
+      <w:pPr>
+        <w:ind w:left="1068" w:hanging="360"/>
+      </w:pPr>
+    </w:lvl>
+    <w:lvl w:ilvl="1" w:tplc="029ED996">
+      <w:start w:val="1"/>
+      <w:numFmt w:val="lowerLetter"/>
+      <w:lvlText w:val="%2."/>
+      <w:lvlJc w:val="left"/>
+      <w:pPr>
+        <w:ind w:left="1788" w:hanging="360"/>
+      </w:pPr>
+    </w:lvl>
+    <w:lvl w:ilvl="2" w:tplc="DC1E16DE">
+      <w:start w:val="1"/>
+      <w:numFmt w:val="lowerRoman"/>
+      <w:lvlText w:val="%3."/>
+      <w:lvlJc w:val="right"/>
+      <w:pPr>
+        <w:ind w:left="2508" w:hanging="180"/>
+      </w:pPr>
+    </w:lvl>
+    <w:lvl w:ilvl="3" w:tplc="B100E37A">
+      <w:start w:val="1"/>
+      <w:numFmt w:val="decimal"/>
+      <w:lvlText w:val="%4."/>
+      <w:lvlJc w:val="left"/>
+      <w:pPr>
+        <w:ind w:left="3228" w:hanging="360"/>
+      </w:pPr>
+    </w:lvl>
+    <w:lvl w:ilvl="4" w:tplc="7DDCD3A6">
+      <w:start w:val="1"/>
+      <w:numFmt w:val="lowerLetter"/>
+      <w:lvlText w:val="%5."/>
+      <w:lvlJc w:val="left"/>
+      <w:pPr>
+        <w:ind w:left="3948" w:hanging="360"/>
+      </w:pPr>
+    </w:lvl>
+    <w:lvl w:ilvl="5" w:tplc="41221F4E">
+      <w:start w:val="1"/>
+      <w:numFmt w:val="lowerRoman"/>
+      <w:lvlText w:val="%6."/>
+      <w:lvlJc w:val="right"/>
+      <w:pPr>
+        <w:ind w:left="4668" w:hanging="180"/>
+      </w:pPr>
+    </w:lvl>
+    <w:lvl w:ilvl="6" w:tplc="67E8C750">
+      <w:start w:val="1"/>
+      <w:numFmt w:val="decimal"/>
+      <w:lvlText w:val="%7."/>
+      <w:lvlJc w:val="left"/>
+      <w:pPr>
+        <w:ind w:left="5388" w:hanging="360"/>
+      </w:pPr>
+    </w:lvl>
+    <w:lvl w:ilvl="7" w:tplc="EF6A358E">
+      <w:start w:val="1"/>
+      <w:numFmt w:val="lowerLetter"/>
+      <w:lvlText w:val="%8."/>
+      <w:lvlJc w:val="left"/>
+      <w:pPr>
+        <w:ind w:left="6108" w:hanging="360"/>
+      </w:pPr>
+    </w:lvl>
+    <w:lvl w:ilvl="8" w:tplc="FBC44638">
+      <w:start w:val="1"/>
+      <w:numFmt w:val="lowerRoman"/>
+      <w:lvlText w:val="%9."/>
+      <w:lvlJc w:val="right"/>
+      <w:pPr>
+        <w:ind w:left="6828" w:hanging="180"/>
+      </w:pPr>
+    </w:lvl>
+  </w:abstractNum>
+  <w:abstractNum w:abstractNumId="8" w15:restartNumberingAfterBreak="0">
+    <w:nsid w:val="78C5DD85"/>
+    <w:multiLevelType w:val="hybridMultilevel"/>
+    <w:tmpl w:val="FFFFFFFF"/>
+    <w:lvl w:ilvl="0" w:tplc="D0D8ADF4">
+      <w:start w:val="1"/>
+      <w:numFmt w:val="decimal"/>
+      <w:lvlText w:val="%1."/>
+      <w:lvlJc w:val="left"/>
+      <w:pPr>
+        <w:ind w:left="720" w:hanging="360"/>
+      </w:pPr>
+    </w:lvl>
+    <w:lvl w:ilvl="1" w:tplc="EB28ECE6">
+      <w:start w:val="1"/>
+      <w:numFmt w:val="lowerLetter"/>
+      <w:lvlText w:val="%2."/>
+      <w:lvlJc w:val="left"/>
+      <w:pPr>
+        <w:ind w:left="1440" w:hanging="360"/>
+      </w:pPr>
+    </w:lvl>
+    <w:lvl w:ilvl="2" w:tplc="E23EFE9A">
+      <w:start w:val="1"/>
+      <w:numFmt w:val="lowerRoman"/>
+      <w:lvlText w:val="%3."/>
+      <w:lvlJc w:val="right"/>
+      <w:pPr>
+        <w:ind w:left="2160" w:hanging="180"/>
+      </w:pPr>
+    </w:lvl>
+    <w:lvl w:ilvl="3" w:tplc="E6747B30">
+      <w:start w:val="1"/>
+      <w:numFmt w:val="decimal"/>
+      <w:lvlText w:val="%4."/>
+      <w:lvlJc w:val="left"/>
+      <w:pPr>
+        <w:ind w:left="2880" w:hanging="360"/>
+      </w:pPr>
+    </w:lvl>
+    <w:lvl w:ilvl="4" w:tplc="4BC8A106">
+      <w:start w:val="1"/>
+      <w:numFmt w:val="lowerLetter"/>
+      <w:lvlText w:val="%5."/>
+      <w:lvlJc w:val="left"/>
+      <w:pPr>
+        <w:ind w:left="3600" w:hanging="360"/>
+      </w:pPr>
+    </w:lvl>
+    <w:lvl w:ilvl="5" w:tplc="FD1E11E4">
+      <w:start w:val="1"/>
+      <w:numFmt w:val="lowerRoman"/>
+      <w:lvlText w:val="%6."/>
+      <w:lvlJc w:val="right"/>
+      <w:pPr>
+        <w:ind w:left="4320" w:hanging="180"/>
+      </w:pPr>
+    </w:lvl>
+    <w:lvl w:ilvl="6" w:tplc="C85AE1BC">
+      <w:start w:val="1"/>
+      <w:numFmt w:val="decimal"/>
+      <w:lvlText w:val="%7."/>
+      <w:lvlJc w:val="left"/>
+      <w:pPr>
+        <w:ind w:left="5040" w:hanging="360"/>
+      </w:pPr>
+    </w:lvl>
+    <w:lvl w:ilvl="7" w:tplc="98F0BAA4">
+      <w:start w:val="1"/>
+      <w:numFmt w:val="lowerLetter"/>
+      <w:lvlText w:val="%8."/>
+      <w:lvlJc w:val="left"/>
+      <w:pPr>
+        <w:ind w:left="5760" w:hanging="360"/>
+      </w:pPr>
+    </w:lvl>
+    <w:lvl w:ilvl="8" w:tplc="B2AAC5D0">
+      <w:start w:val="1"/>
+      <w:numFmt w:val="lowerRoman"/>
+      <w:lvlText w:val="%9."/>
+      <w:lvlJc w:val="right"/>
+      <w:pPr>
+        <w:ind w:left="6480" w:hanging="180"/>
+      </w:pPr>
+    </w:lvl>
+  </w:abstractNum>
+  <w:num w:numId="1" w16cid:durableId="892539793">
+    <w:abstractNumId w:val="4"/>
+  </w:num>
+  <w:num w:numId="2" w16cid:durableId="1330987551">
+    <w:abstractNumId w:val="1"/>
+  </w:num>
+  <w:num w:numId="3" w16cid:durableId="1560707019">
+    <w:abstractNumId w:val="6"/>
+  </w:num>
+  <w:num w:numId="4" w16cid:durableId="887957534">
+    <w:abstractNumId w:val="8"/>
+  </w:num>
+  <w:num w:numId="5" w16cid:durableId="1321468116">
+    <w:abstractNumId w:val="5"/>
+  </w:num>
+  <w:num w:numId="6" w16cid:durableId="1263420867">
+    <w:abstractNumId w:val="2"/>
+  </w:num>
+  <w:num w:numId="7" w16cid:durableId="1894342371">
+    <w:abstractNumId w:val="7"/>
+  </w:num>
+  <w:num w:numId="8" w16cid:durableId="954293460">
+    <w:abstractNumId w:val="3"/>
+  </w:num>
+  <w:num w:numId="9" w16cid:durableId="491601393">
+    <w:abstractNumId w:val="0"/>
+  </w:num>
+</w:numbering>
 </file>
 
 <file path=word/styles.xml><?xml version="1.0" encoding="utf-8"?>
@@ -652,7 +4468,6 @@
     <w:name w:val="heading 1"/>
     <w:basedOn w:val="Standard"/>
     <w:next w:val="Standard"/>
-    <w:link w:val="berschrift1Zchn"/>
     <w:uiPriority w:val="9"/>
     <w:qFormat/>
     <w:rsid w:val="00047740"/>
@@ -673,7 +4488,6 @@
     <w:name w:val="heading 2"/>
     <w:basedOn w:val="Standard"/>
     <w:next w:val="Standard"/>
-    <w:link w:val="berschrift2Zchn"/>
     <w:uiPriority w:val="9"/>
     <w:unhideWhenUsed/>
     <w:qFormat/>
@@ -695,7 +4509,6 @@
     <w:name w:val="heading 3"/>
     <w:basedOn w:val="Standard"/>
     <w:next w:val="Standard"/>
-    <w:link w:val="berschrift3Zchn"/>
     <w:uiPriority w:val="9"/>
     <w:semiHidden/>
     <w:unhideWhenUsed/>
@@ -718,12 +4531,11 @@
     <w:name w:val="heading 4"/>
     <w:basedOn w:val="Standard"/>
     <w:next w:val="Standard"/>
-    <w:link w:val="berschrift4Zchn"/>
     <w:uiPriority w:val="9"/>
     <w:semiHidden/>
     <w:unhideWhenUsed/>
     <w:qFormat/>
-    <w:rsid w:val="00047740"/>
+    <w:rsid w:val="4C9429B1"/>
     <w:pPr>
       <w:keepNext/>
       <w:keepLines/>
@@ -732,8 +4544,6 @@
     </w:pPr>
     <w:rPr>
       <w:rFonts w:eastAsiaTheme="majorEastAsia" w:cstheme="majorBidi"/>
-      <w:i/>
-      <w:iCs/>
       <w:color w:val="0F4761" w:themeColor="accent1" w:themeShade="BF"/>
     </w:rPr>
   </w:style>
@@ -741,7 +4551,6 @@
     <w:name w:val="heading 5"/>
     <w:basedOn w:val="Standard"/>
     <w:next w:val="Standard"/>
-    <w:link w:val="berschrift5Zchn"/>
     <w:uiPriority w:val="9"/>
     <w:semiHidden/>
     <w:unhideWhenUsed/>
@@ -762,7 +4571,6 @@
     <w:name w:val="heading 6"/>
     <w:basedOn w:val="Standard"/>
     <w:next w:val="Standard"/>
-    <w:link w:val="berschrift6Zchn"/>
     <w:uiPriority w:val="9"/>
     <w:semiHidden/>
     <w:unhideWhenUsed/>
@@ -785,7 +4593,6 @@
     <w:name w:val="heading 7"/>
     <w:basedOn w:val="Standard"/>
     <w:next w:val="Standard"/>
-    <w:link w:val="berschrift7Zchn"/>
     <w:uiPriority w:val="9"/>
     <w:semiHidden/>
     <w:unhideWhenUsed/>
@@ -806,7 +4613,6 @@
     <w:name w:val="heading 8"/>
     <w:basedOn w:val="Standard"/>
     <w:next w:val="Standard"/>
-    <w:link w:val="berschrift8Zchn"/>
     <w:uiPriority w:val="9"/>
     <w:semiHidden/>
     <w:unhideWhenUsed/>
@@ -829,7 +4635,6 @@
     <w:name w:val="heading 9"/>
     <w:basedOn w:val="Standard"/>
     <w:next w:val="Standard"/>
-    <w:link w:val="berschrift9Zchn"/>
     <w:uiPriority w:val="9"/>
     <w:semiHidden/>
     <w:unhideWhenUsed/>
@@ -849,6 +4654,7 @@
   <w:style w:type="character" w:default="1" w:styleId="Absatz-Standardschriftart">
     <w:name w:val="Default Paragraph Font"/>
     <w:uiPriority w:val="1"/>
+    <w:semiHidden/>
     <w:unhideWhenUsed/>
   </w:style>
   <w:style w:type="table" w:default="1" w:styleId="NormaleTabelle">
@@ -872,124 +4678,6 @@
     <w:semiHidden/>
     <w:unhideWhenUsed/>
   </w:style>
-  <w:style w:type="character" w:customStyle="1" w:styleId="berschrift1Zchn">
-    <w:name w:val="Überschrift 1 Zchn"/>
-    <w:basedOn w:val="Absatz-Standardschriftart"/>
-    <w:link w:val="berschrift1"/>
-    <w:uiPriority w:val="9"/>
-    <w:rsid w:val="00047740"/>
-    <w:rPr>
-      <w:rFonts w:asciiTheme="majorHAnsi" w:eastAsiaTheme="majorEastAsia" w:hAnsiTheme="majorHAnsi" w:cstheme="majorBidi"/>
-      <w:color w:val="0F4761" w:themeColor="accent1" w:themeShade="BF"/>
-      <w:sz w:val="40"/>
-      <w:szCs w:val="40"/>
-    </w:rPr>
-  </w:style>
-  <w:style w:type="character" w:customStyle="1" w:styleId="berschrift2Zchn">
-    <w:name w:val="Überschrift 2 Zchn"/>
-    <w:basedOn w:val="Absatz-Standardschriftart"/>
-    <w:link w:val="berschrift2"/>
-    <w:uiPriority w:val="9"/>
-    <w:rsid w:val="00047740"/>
-    <w:rPr>
-      <w:rFonts w:asciiTheme="majorHAnsi" w:eastAsiaTheme="majorEastAsia" w:hAnsiTheme="majorHAnsi" w:cstheme="majorBidi"/>
-      <w:color w:val="0F4761" w:themeColor="accent1" w:themeShade="BF"/>
-      <w:sz w:val="32"/>
-      <w:szCs w:val="32"/>
-    </w:rPr>
-  </w:style>
-  <w:style w:type="character" w:customStyle="1" w:styleId="berschrift3Zchn">
-    <w:name w:val="Überschrift 3 Zchn"/>
-    <w:basedOn w:val="Absatz-Standardschriftart"/>
-    <w:link w:val="berschrift3"/>
-    <w:uiPriority w:val="9"/>
-    <w:semiHidden/>
-    <w:rsid w:val="00047740"/>
-    <w:rPr>
-      <w:rFonts w:eastAsiaTheme="majorEastAsia" w:cstheme="majorBidi"/>
-      <w:color w:val="0F4761" w:themeColor="accent1" w:themeShade="BF"/>
-      <w:sz w:val="28"/>
-      <w:szCs w:val="28"/>
-    </w:rPr>
-  </w:style>
-  <w:style w:type="character" w:customStyle="1" w:styleId="berschrift4Zchn">
-    <w:name w:val="Überschrift 4 Zchn"/>
-    <w:basedOn w:val="Absatz-Standardschriftart"/>
-    <w:link w:val="berschrift4"/>
-    <w:uiPriority w:val="9"/>
-    <w:semiHidden/>
-    <w:rsid w:val="00047740"/>
-    <w:rPr>
-      <w:rFonts w:eastAsiaTheme="majorEastAsia" w:cstheme="majorBidi"/>
-      <w:i/>
-      <w:iCs/>
-      <w:color w:val="0F4761" w:themeColor="accent1" w:themeShade="BF"/>
-    </w:rPr>
-  </w:style>
-  <w:style w:type="character" w:customStyle="1" w:styleId="berschrift5Zchn">
-    <w:name w:val="Überschrift 5 Zchn"/>
-    <w:basedOn w:val="Absatz-Standardschriftart"/>
-    <w:link w:val="berschrift5"/>
-    <w:uiPriority w:val="9"/>
-    <w:semiHidden/>
-    <w:rsid w:val="00047740"/>
-    <w:rPr>
-      <w:rFonts w:eastAsiaTheme="majorEastAsia" w:cstheme="majorBidi"/>
-      <w:color w:val="0F4761" w:themeColor="accent1" w:themeShade="BF"/>
-    </w:rPr>
-  </w:style>
-  <w:style w:type="character" w:customStyle="1" w:styleId="berschrift6Zchn">
-    <w:name w:val="Überschrift 6 Zchn"/>
-    <w:basedOn w:val="Absatz-Standardschriftart"/>
-    <w:link w:val="berschrift6"/>
-    <w:uiPriority w:val="9"/>
-    <w:semiHidden/>
-    <w:rsid w:val="00047740"/>
-    <w:rPr>
-      <w:rFonts w:eastAsiaTheme="majorEastAsia" w:cstheme="majorBidi"/>
-      <w:i/>
-      <w:iCs/>
-      <w:color w:val="595959" w:themeColor="text1" w:themeTint="A6"/>
-    </w:rPr>
-  </w:style>
-  <w:style w:type="character" w:customStyle="1" w:styleId="berschrift7Zchn">
-    <w:name w:val="Überschrift 7 Zchn"/>
-    <w:basedOn w:val="Absatz-Standardschriftart"/>
-    <w:link w:val="berschrift7"/>
-    <w:uiPriority w:val="9"/>
-    <w:semiHidden/>
-    <w:rsid w:val="00047740"/>
-    <w:rPr>
-      <w:rFonts w:eastAsiaTheme="majorEastAsia" w:cstheme="majorBidi"/>
-      <w:color w:val="595959" w:themeColor="text1" w:themeTint="A6"/>
-    </w:rPr>
-  </w:style>
-  <w:style w:type="character" w:customStyle="1" w:styleId="berschrift8Zchn">
-    <w:name w:val="Überschrift 8 Zchn"/>
-    <w:basedOn w:val="Absatz-Standardschriftart"/>
-    <w:link w:val="berschrift8"/>
-    <w:uiPriority w:val="9"/>
-    <w:semiHidden/>
-    <w:rsid w:val="00047740"/>
-    <w:rPr>
-      <w:rFonts w:eastAsiaTheme="majorEastAsia" w:cstheme="majorBidi"/>
-      <w:i/>
-      <w:iCs/>
-      <w:color w:val="272727" w:themeColor="text1" w:themeTint="D8"/>
-    </w:rPr>
-  </w:style>
-  <w:style w:type="character" w:customStyle="1" w:styleId="berschrift9Zchn">
-    <w:name w:val="Überschrift 9 Zchn"/>
-    <w:basedOn w:val="Absatz-Standardschriftart"/>
-    <w:link w:val="berschrift9"/>
-    <w:uiPriority w:val="9"/>
-    <w:semiHidden/>
-    <w:rsid w:val="00047740"/>
-    <w:rPr>
-      <w:rFonts w:eastAsiaTheme="majorEastAsia" w:cstheme="majorBidi"/>
-      <w:color w:val="272727" w:themeColor="text1" w:themeTint="D8"/>
-    </w:rPr>
-  </w:style>
   <w:style w:type="paragraph" w:styleId="Titel">
     <w:name w:val="Title"/>
     <w:basedOn w:val="Standard"/>
@@ -997,11 +4685,24 @@
     <w:link w:val="TitelZchn"/>
     <w:uiPriority w:val="10"/>
     <w:qFormat/>
-    <w:rsid w:val="00047740"/>
+    <w:rsid w:val="0020395F"/>
     <w:pPr>
-      <w:spacing w:after="80" w:line="240" w:lineRule="auto"/>
+      <w:spacing w:after="0" w:line="240" w:lineRule="auto"/>
       <w:contextualSpacing/>
     </w:pPr>
+    <w:rPr>
+      <w:rFonts w:asciiTheme="majorHAnsi" w:eastAsiaTheme="majorEastAsia" w:hAnsiTheme="majorHAnsi" w:cstheme="majorBidi"/>
+      <w:spacing w:val="-10"/>
+      <w:kern w:val="28"/>
+      <w:sz w:val="56"/>
+      <w:szCs w:val="56"/>
+    </w:rPr>
+  </w:style>
+  <w:style w:type="character" w:customStyle="1" w:styleId="TitelZchn1">
+    <w:name w:val="Titel Zchn1"/>
+    <w:basedOn w:val="Absatz-Standardschriftart"/>
+    <w:uiPriority w:val="10"/>
+    <w:rsid w:val="001B5F12"/>
     <w:rPr>
       <w:rFonts w:asciiTheme="majorHAnsi" w:eastAsiaTheme="majorEastAsia" w:hAnsiTheme="majorHAnsi" w:cstheme="majorBidi"/>
       <w:spacing w:val="-10"/>
@@ -1015,7 +4716,7 @@
     <w:basedOn w:val="Absatz-Standardschriftart"/>
     <w:link w:val="Titel"/>
     <w:uiPriority w:val="10"/>
-    <w:rsid w:val="00047740"/>
+    <w:rsid w:val="0020395F"/>
     <w:rPr>
       <w:rFonts w:asciiTheme="majorHAnsi" w:eastAsiaTheme="majorEastAsia" w:hAnsiTheme="majorHAnsi" w:cstheme="majorBidi"/>
       <w:spacing w:val="-10"/>
@@ -1024,69 +4725,56 @@
       <w:szCs w:val="56"/>
     </w:rPr>
   </w:style>
-  <w:style w:type="paragraph" w:styleId="Untertitel">
-    <w:name w:val="Subtitle"/>
-    <w:basedOn w:val="Standard"/>
-    <w:next w:val="Standard"/>
-    <w:link w:val="UntertitelZchn"/>
+  <w:style w:type="character" w:customStyle="1" w:styleId="UntertitelZchn1">
+    <w:name w:val="Untertitel Zchn1"/>
+    <w:basedOn w:val="Absatz-Standardschriftart"/>
     <w:uiPriority w:val="11"/>
-    <w:qFormat/>
-    <w:rsid w:val="00047740"/>
-    <w:pPr>
-      <w:numPr>
-        <w:ilvl w:val="1"/>
-      </w:numPr>
-    </w:pPr>
+    <w:rsid w:val="001B5F12"/>
     <w:rPr>
-      <w:rFonts w:eastAsiaTheme="majorEastAsia" w:cstheme="majorBidi"/>
-      <w:color w:val="595959" w:themeColor="text1" w:themeTint="A6"/>
+      <w:rFonts w:eastAsiaTheme="minorEastAsia"/>
+      <w:color w:val="5A5A5A" w:themeColor="text1" w:themeTint="A5"/>
       <w:spacing w:val="15"/>
-      <w:sz w:val="28"/>
-      <w:szCs w:val="28"/>
     </w:rPr>
   </w:style>
-  <w:style w:type="character" w:customStyle="1" w:styleId="UntertitelZchn">
-    <w:name w:val="Untertitel Zchn"/>
+  <w:style w:type="table" w:styleId="Tabellenraster">
+    <w:name w:val="Table Grid"/>
+    <w:basedOn w:val="NormaleTabelle"/>
+    <w:uiPriority w:val="59"/>
+    <w:rsid w:val="00BC389B"/>
+    <w:pPr>
+      <w:spacing w:after="0" w:line="240" w:lineRule="auto"/>
+    </w:pPr>
+    <w:tblPr>
+      <w:tblBorders>
+        <w:top w:val="single" w:sz="4" w:space="0" w:color="000000" w:themeColor="text1"/>
+        <w:left w:val="single" w:sz="4" w:space="0" w:color="000000" w:themeColor="text1"/>
+        <w:bottom w:val="single" w:sz="4" w:space="0" w:color="000000" w:themeColor="text1"/>
+        <w:right w:val="single" w:sz="4" w:space="0" w:color="000000" w:themeColor="text1"/>
+        <w:insideH w:val="single" w:sz="4" w:space="0" w:color="000000" w:themeColor="text1"/>
+        <w:insideV w:val="single" w:sz="4" w:space="0" w:color="000000" w:themeColor="text1"/>
+      </w:tblBorders>
+    </w:tblPr>
+  </w:style>
+  <w:style w:type="character" w:customStyle="1" w:styleId="ZitatZchn1">
+    <w:name w:val="Zitat Zchn1"/>
     <w:basedOn w:val="Absatz-Standardschriftart"/>
-    <w:link w:val="Untertitel"/>
-    <w:uiPriority w:val="11"/>
-    <w:rsid w:val="00047740"/>
-    <w:rPr>
-      <w:rFonts w:eastAsiaTheme="majorEastAsia" w:cstheme="majorBidi"/>
-      <w:color w:val="595959" w:themeColor="text1" w:themeTint="A6"/>
-      <w:spacing w:val="15"/>
-      <w:sz w:val="28"/>
-      <w:szCs w:val="28"/>
-    </w:rPr>
-  </w:style>
-  <w:style w:type="paragraph" w:styleId="Zitat">
-    <w:name w:val="Quote"/>
-    <w:basedOn w:val="Standard"/>
-    <w:next w:val="Standard"/>
-    <w:link w:val="ZitatZchn"/>
     <w:uiPriority w:val="29"/>
-    <w:qFormat/>
-    <w:rsid w:val="00047740"/>
-    <w:pPr>
-      <w:spacing w:before="160"/>
-      <w:jc w:val="center"/>
-    </w:pPr>
+    <w:rsid w:val="001B5F12"/>
     <w:rPr>
       <w:i/>
       <w:iCs/>
       <w:color w:val="404040" w:themeColor="text1" w:themeTint="BF"/>
     </w:rPr>
   </w:style>
-  <w:style w:type="character" w:customStyle="1" w:styleId="ZitatZchn">
-    <w:name w:val="Zitat Zchn"/>
+  <w:style w:type="character" w:customStyle="1" w:styleId="IntensivesZitatZchn1">
+    <w:name w:val="Intensives Zitat Zchn1"/>
     <w:basedOn w:val="Absatz-Standardschriftart"/>
-    <w:link w:val="Zitat"/>
-    <w:uiPriority w:val="29"/>
-    <w:rsid w:val="00047740"/>
+    <w:uiPriority w:val="30"/>
+    <w:rsid w:val="001B5F12"/>
     <w:rPr>
       <w:i/>
       <w:iCs/>
-      <w:color w:val="404040" w:themeColor="text1" w:themeTint="BF"/>
+      <w:color w:val="156082" w:themeColor="accent1"/>
     </w:rPr>
   </w:style>
   <w:style w:type="paragraph" w:styleId="Listenabsatz">
@@ -1112,41 +4800,6 @@
       <w:color w:val="0F4761" w:themeColor="accent1" w:themeShade="BF"/>
     </w:rPr>
   </w:style>
-  <w:style w:type="paragraph" w:styleId="IntensivesZitat">
-    <w:name w:val="Intense Quote"/>
-    <w:basedOn w:val="Standard"/>
-    <w:next w:val="Standard"/>
-    <w:link w:val="IntensivesZitatZchn"/>
-    <w:uiPriority w:val="30"/>
-    <w:qFormat/>
-    <w:rsid w:val="00047740"/>
-    <w:pPr>
-      <w:pBdr>
-        <w:top w:val="single" w:sz="4" w:space="10" w:color="0F4761" w:themeColor="accent1" w:themeShade="BF"/>
-        <w:bottom w:val="single" w:sz="4" w:space="10" w:color="0F4761" w:themeColor="accent1" w:themeShade="BF"/>
-      </w:pBdr>
-      <w:spacing w:before="360" w:after="360"/>
-      <w:ind w:left="864" w:right="864"/>
-      <w:jc w:val="center"/>
-    </w:pPr>
-    <w:rPr>
-      <w:i/>
-      <w:iCs/>
-      <w:color w:val="0F4761" w:themeColor="accent1" w:themeShade="BF"/>
-    </w:rPr>
-  </w:style>
-  <w:style w:type="character" w:customStyle="1" w:styleId="IntensivesZitatZchn">
-    <w:name w:val="Intensives Zitat Zchn"/>
-    <w:basedOn w:val="Absatz-Standardschriftart"/>
-    <w:link w:val="IntensivesZitat"/>
-    <w:uiPriority w:val="30"/>
-    <w:rsid w:val="00047740"/>
-    <w:rPr>
-      <w:i/>
-      <w:iCs/>
-      <w:color w:val="0F4761" w:themeColor="accent1" w:themeShade="BF"/>
-    </w:rPr>
-  </w:style>
   <w:style w:type="character" w:styleId="IntensiverVerweis">
     <w:name w:val="Intense Reference"/>
     <w:basedOn w:val="Absatz-Standardschriftart"/>
@@ -1159,6 +4812,159 @@
       <w:smallCaps/>
       <w:color w:val="0F4761" w:themeColor="accent1" w:themeShade="BF"/>
       <w:spacing w:val="5"/>
+    </w:rPr>
+  </w:style>
+  <w:style w:type="paragraph" w:styleId="Kopfzeile">
+    <w:name w:val="header"/>
+    <w:basedOn w:val="Standard"/>
+    <w:link w:val="KopfzeileZchn"/>
+    <w:uiPriority w:val="99"/>
+    <w:unhideWhenUsed/>
+    <w:rsid w:val="002B6A83"/>
+    <w:pPr>
+      <w:tabs>
+        <w:tab w:val="center" w:pos="4680"/>
+        <w:tab w:val="right" w:pos="9360"/>
+      </w:tabs>
+      <w:spacing w:after="0" w:line="240" w:lineRule="auto"/>
+    </w:pPr>
+  </w:style>
+  <w:style w:type="character" w:customStyle="1" w:styleId="KopfzeileZchn">
+    <w:name w:val="Kopfzeile Zchn"/>
+    <w:basedOn w:val="Absatz-Standardschriftart"/>
+    <w:link w:val="Kopfzeile"/>
+    <w:uiPriority w:val="99"/>
+    <w:rsid w:val="005E1694"/>
+  </w:style>
+  <w:style w:type="paragraph" w:styleId="Fuzeile">
+    <w:name w:val="footer"/>
+    <w:basedOn w:val="Standard"/>
+    <w:link w:val="FuzeileZchn"/>
+    <w:uiPriority w:val="99"/>
+    <w:unhideWhenUsed/>
+    <w:rsid w:val="002B6A83"/>
+    <w:pPr>
+      <w:tabs>
+        <w:tab w:val="center" w:pos="4680"/>
+        <w:tab w:val="right" w:pos="9360"/>
+      </w:tabs>
+      <w:spacing w:after="0" w:line="240" w:lineRule="auto"/>
+    </w:pPr>
+  </w:style>
+  <w:style w:type="character" w:customStyle="1" w:styleId="FuzeileZchn">
+    <w:name w:val="Fußzeile Zchn"/>
+    <w:basedOn w:val="Absatz-Standardschriftart"/>
+    <w:link w:val="Fuzeile"/>
+    <w:uiPriority w:val="99"/>
+    <w:rsid w:val="005E1694"/>
+  </w:style>
+  <w:style w:type="character" w:customStyle="1" w:styleId="berschrift1Zchn">
+    <w:name w:val="Überschrift 1 Zchn"/>
+    <w:basedOn w:val="Absatz-Standardschriftart"/>
+    <w:uiPriority w:val="9"/>
+    <w:rsid w:val="00023864"/>
+    <w:rPr>
+      <w:rFonts w:asciiTheme="majorHAnsi" w:eastAsiaTheme="majorEastAsia" w:hAnsiTheme="majorHAnsi" w:cstheme="majorBidi"/>
+      <w:color w:val="0F4761" w:themeColor="accent1" w:themeShade="BF"/>
+      <w:sz w:val="40"/>
+      <w:szCs w:val="40"/>
+    </w:rPr>
+  </w:style>
+  <w:style w:type="character" w:customStyle="1" w:styleId="berschrift2Zchn">
+    <w:name w:val="Überschrift 2 Zchn"/>
+    <w:basedOn w:val="Absatz-Standardschriftart"/>
+    <w:uiPriority w:val="9"/>
+    <w:rsid w:val="00023864"/>
+    <w:rPr>
+      <w:rFonts w:asciiTheme="majorHAnsi" w:eastAsiaTheme="majorEastAsia" w:hAnsiTheme="majorHAnsi" w:cstheme="majorBidi"/>
+      <w:color w:val="0F4761" w:themeColor="accent1" w:themeShade="BF"/>
+      <w:sz w:val="32"/>
+      <w:szCs w:val="32"/>
+    </w:rPr>
+  </w:style>
+  <w:style w:type="character" w:customStyle="1" w:styleId="berschrift3Zchn">
+    <w:name w:val="Überschrift 3 Zchn"/>
+    <w:basedOn w:val="Absatz-Standardschriftart"/>
+    <w:uiPriority w:val="9"/>
+    <w:semiHidden/>
+    <w:rsid w:val="00023864"/>
+    <w:rPr>
+      <w:rFonts w:eastAsiaTheme="majorEastAsia" w:cstheme="majorBidi"/>
+      <w:color w:val="0F4761" w:themeColor="accent1" w:themeShade="BF"/>
+      <w:sz w:val="28"/>
+      <w:szCs w:val="28"/>
+    </w:rPr>
+  </w:style>
+  <w:style w:type="character" w:customStyle="1" w:styleId="berschrift4Zchn">
+    <w:name w:val="Überschrift 4 Zchn"/>
+    <w:basedOn w:val="Absatz-Standardschriftart"/>
+    <w:uiPriority w:val="9"/>
+    <w:semiHidden/>
+    <w:rsid w:val="00023864"/>
+    <w:rPr>
+      <w:rFonts w:eastAsiaTheme="majorEastAsia" w:cstheme="majorBidi"/>
+      <w:i/>
+      <w:iCs/>
+      <w:color w:val="0F4761" w:themeColor="accent1" w:themeShade="BF"/>
+    </w:rPr>
+  </w:style>
+  <w:style w:type="character" w:customStyle="1" w:styleId="berschrift5Zchn">
+    <w:name w:val="Überschrift 5 Zchn"/>
+    <w:basedOn w:val="Absatz-Standardschriftart"/>
+    <w:uiPriority w:val="9"/>
+    <w:semiHidden/>
+    <w:rsid w:val="00023864"/>
+    <w:rPr>
+      <w:rFonts w:eastAsiaTheme="majorEastAsia" w:cstheme="majorBidi"/>
+      <w:color w:val="0F4761" w:themeColor="accent1" w:themeShade="BF"/>
+    </w:rPr>
+  </w:style>
+  <w:style w:type="character" w:customStyle="1" w:styleId="berschrift6Zchn">
+    <w:name w:val="Überschrift 6 Zchn"/>
+    <w:basedOn w:val="Absatz-Standardschriftart"/>
+    <w:uiPriority w:val="9"/>
+    <w:semiHidden/>
+    <w:rsid w:val="00023864"/>
+    <w:rPr>
+      <w:rFonts w:eastAsiaTheme="majorEastAsia" w:cstheme="majorBidi"/>
+      <w:i/>
+      <w:iCs/>
+      <w:color w:val="595959" w:themeColor="text1" w:themeTint="A6"/>
+    </w:rPr>
+  </w:style>
+  <w:style w:type="character" w:customStyle="1" w:styleId="berschrift7Zchn">
+    <w:name w:val="Überschrift 7 Zchn"/>
+    <w:basedOn w:val="Absatz-Standardschriftart"/>
+    <w:uiPriority w:val="9"/>
+    <w:semiHidden/>
+    <w:rsid w:val="00023864"/>
+    <w:rPr>
+      <w:rFonts w:eastAsiaTheme="majorEastAsia" w:cstheme="majorBidi"/>
+      <w:color w:val="595959" w:themeColor="text1" w:themeTint="A6"/>
+    </w:rPr>
+  </w:style>
+  <w:style w:type="character" w:customStyle="1" w:styleId="berschrift8Zchn">
+    <w:name w:val="Überschrift 8 Zchn"/>
+    <w:basedOn w:val="Absatz-Standardschriftart"/>
+    <w:uiPriority w:val="9"/>
+    <w:semiHidden/>
+    <w:rsid w:val="00023864"/>
+    <w:rPr>
+      <w:rFonts w:eastAsiaTheme="majorEastAsia" w:cstheme="majorBidi"/>
+      <w:i/>
+      <w:iCs/>
+      <w:color w:val="272727" w:themeColor="text1" w:themeTint="D8"/>
+    </w:rPr>
+  </w:style>
+  <w:style w:type="character" w:customStyle="1" w:styleId="berschrift9Zchn">
+    <w:name w:val="Überschrift 9 Zchn"/>
+    <w:basedOn w:val="Absatz-Standardschriftart"/>
+    <w:uiPriority w:val="9"/>
+    <w:semiHidden/>
+    <w:rsid w:val="00023864"/>
+    <w:rPr>
+      <w:rFonts w:eastAsiaTheme="majorEastAsia" w:cstheme="majorBidi"/>
+      <w:color w:val="272727" w:themeColor="text1" w:themeTint="D8"/>
     </w:rPr>
   </w:style>
 </w:styles>
@@ -1207,9 +5013,9 @@
     </a:clrScheme>
     <a:fontScheme name="Office">
       <a:majorFont>
-        <a:latin typeface="Aptos Display" panose="02110004020202020204"/>
-        <a:ea typeface=""/>
-        <a:cs typeface=""/>
+        <a:latin typeface="Aptos Display"/>
+        <a:ea typeface="游ゴシック Light"/>
+        <a:cs typeface="Times New Roman"/>
         <a:font script="Jpan" typeface="游ゴシック Light"/>
         <a:font script="Hang" typeface="맑은 고딕"/>
         <a:font script="Hans" typeface="等线 Light"/>
@@ -1259,9 +5065,9 @@
         <a:font script="Tfng" typeface="Ebrima"/>
       </a:majorFont>
       <a:minorFont>
-        <a:latin typeface="Aptos" panose="02110004020202020204"/>
-        <a:ea typeface=""/>
-        <a:cs typeface=""/>
+        <a:latin typeface="Aptos"/>
+        <a:ea typeface="游ゴシック"/>
+        <a:cs typeface="Arial"/>
         <a:font script="Jpan" typeface="游ゴシック"/>
         <a:font script="Hang" typeface="맑은 고딕"/>
         <a:font script="Hans" typeface="等线"/>
@@ -1457,4 +5263,245 @@
     </a:ext>
   </a:extLst>
 </a:theme>
+</file>
+
+<file path=customXml/item1.xml><?xml version="1.0" encoding="utf-8"?>
+<p:properties xmlns:p="http://schemas.microsoft.com/office/2006/metadata/properties" xmlns:xsi="http://www.w3.org/2001/XMLSchema-instance" xmlns:pc="http://schemas.microsoft.com/office/infopath/2007/PartnerControls">
+  <documentManagement>
+    <_activity xmlns="50b806b8-a224-4f65-b681-a97733d953a5" xsi:nil="true"/>
+  </documentManagement>
+</p:properties>
+</file>
+
+<file path=customXml/item2.xml><?xml version="1.0" encoding="utf-8"?>
+<?mso-contentType ?>
+<FormTemplates xmlns="http://schemas.microsoft.com/sharepoint/v3/contenttype/forms">
+  <Display>DocumentLibraryForm</Display>
+  <Edit>DocumentLibraryForm</Edit>
+  <New>DocumentLibraryForm</New>
+</FormTemplates>
+</file>
+
+<file path=customXml/item3.xml><?xml version="1.0" encoding="utf-8"?>
+<ct:contentTypeSchema xmlns:ct="http://schemas.microsoft.com/office/2006/metadata/contentType" xmlns:ma="http://schemas.microsoft.com/office/2006/metadata/properties/metaAttributes" ct:_="" ma:_="" ma:contentTypeName="Dokument" ma:contentTypeID="0x0101001A03D390CB9DBA428DF32A5BEF63F294" ma:contentTypeVersion="11" ma:contentTypeDescription="Ein neues Dokument erstellen." ma:contentTypeScope="" ma:versionID="940d4f2bf41c20c5184982ee19b98eb7">
+  <xsd:schema xmlns:xsd="http://www.w3.org/2001/XMLSchema" xmlns:xs="http://www.w3.org/2001/XMLSchema" xmlns:p="http://schemas.microsoft.com/office/2006/metadata/properties" xmlns:ns3="50b806b8-a224-4f65-b681-a97733d953a5" targetNamespace="http://schemas.microsoft.com/office/2006/metadata/properties" ma:root="true" ma:fieldsID="2f46293f1dc0e2756bdfe07c0eaffddf" ns3:_="">
+    <xsd:import namespace="50b806b8-a224-4f65-b681-a97733d953a5"/>
+    <xsd:element name="properties">
+      <xsd:complexType>
+        <xsd:sequence>
+          <xsd:element name="documentManagement">
+            <xsd:complexType>
+              <xsd:all>
+                <xsd:element ref="ns3:MediaServiceDateTaken" minOccurs="0"/>
+                <xsd:element ref="ns3:_activity" minOccurs="0"/>
+                <xsd:element ref="ns3:MediaServiceMetadata" minOccurs="0"/>
+                <xsd:element ref="ns3:MediaServiceFastMetadata" minOccurs="0"/>
+                <xsd:element ref="ns3:MediaServiceSearchProperties" minOccurs="0"/>
+                <xsd:element ref="ns3:MediaServiceObjectDetectorVersions" minOccurs="0"/>
+                <xsd:element ref="ns3:MediaServiceSystemTags" minOccurs="0"/>
+                <xsd:element ref="ns3:MediaServiceOCR" minOccurs="0"/>
+                <xsd:element ref="ns3:MediaServiceGenerationTime" minOccurs="0"/>
+                <xsd:element ref="ns3:MediaServiceEventHashCode" minOccurs="0"/>
+                <xsd:element ref="ns3:MediaLengthInSeconds" minOccurs="0"/>
+              </xsd:all>
+            </xsd:complexType>
+          </xsd:element>
+        </xsd:sequence>
+      </xsd:complexType>
+    </xsd:element>
+  </xsd:schema>
+  <xsd:schema xmlns:xsd="http://www.w3.org/2001/XMLSchema" xmlns:xs="http://www.w3.org/2001/XMLSchema" xmlns:dms="http://schemas.microsoft.com/office/2006/documentManagement/types" xmlns:pc="http://schemas.microsoft.com/office/infopath/2007/PartnerControls" targetNamespace="50b806b8-a224-4f65-b681-a97733d953a5" elementFormDefault="qualified">
+    <xsd:import namespace="http://schemas.microsoft.com/office/2006/documentManagement/types"/>
+    <xsd:import namespace="http://schemas.microsoft.com/office/infopath/2007/PartnerControls"/>
+    <xsd:element name="MediaServiceDateTaken" ma:index="8" nillable="true" ma:displayName="MediaServiceDateTaken" ma:hidden="true" ma:indexed="true" ma:internalName="MediaServiceDateTaken" ma:readOnly="true">
+      <xsd:simpleType>
+        <xsd:restriction base="dms:Text"/>
+      </xsd:simpleType>
+    </xsd:element>
+    <xsd:element name="_activity" ma:index="9" nillable="true" ma:displayName="_activity" ma:hidden="true" ma:internalName="_activity">
+      <xsd:simpleType>
+        <xsd:restriction base="dms:Note"/>
+      </xsd:simpleType>
+    </xsd:element>
+    <xsd:element name="MediaServiceMetadata" ma:index="10" nillable="true" ma:displayName="MediaServiceMetadata" ma:hidden="true" ma:internalName="MediaServiceMetadata" ma:readOnly="true">
+      <xsd:simpleType>
+        <xsd:restriction base="dms:Note"/>
+      </xsd:simpleType>
+    </xsd:element>
+    <xsd:element name="MediaServiceFastMetadata" ma:index="11" nillable="true" ma:displayName="MediaServiceFastMetadata" ma:hidden="true" ma:internalName="MediaServiceFastMetadata" ma:readOnly="true">
+      <xsd:simpleType>
+        <xsd:restriction base="dms:Note"/>
+      </xsd:simpleType>
+    </xsd:element>
+    <xsd:element name="MediaServiceSearchProperties" ma:index="12" nillable="true" ma:displayName="MediaServiceSearchProperties" ma:hidden="true" ma:internalName="MediaServiceSearchProperties" ma:readOnly="true">
+      <xsd:simpleType>
+        <xsd:restriction base="dms:Note"/>
+      </xsd:simpleType>
+    </xsd:element>
+    <xsd:element name="MediaServiceObjectDetectorVersions" ma:index="13" nillable="true" ma:displayName="MediaServiceObjectDetectorVersions" ma:hidden="true" ma:indexed="true" ma:internalName="MediaServiceObjectDetectorVersions" ma:readOnly="true">
+      <xsd:simpleType>
+        <xsd:restriction base="dms:Text"/>
+      </xsd:simpleType>
+    </xsd:element>
+    <xsd:element name="MediaServiceSystemTags" ma:index="14" nillable="true" ma:displayName="MediaServiceSystemTags" ma:hidden="true" ma:internalName="MediaServiceSystemTags" ma:readOnly="true">
+      <xsd:simpleType>
+        <xsd:restriction base="dms:Note"/>
+      </xsd:simpleType>
+    </xsd:element>
+    <xsd:element name="MediaServiceOCR" ma:index="15" nillable="true" ma:displayName="Extracted Text" ma:internalName="MediaServiceOCR" ma:readOnly="true">
+      <xsd:simpleType>
+        <xsd:restriction base="dms:Note">
+          <xsd:maxLength value="255"/>
+        </xsd:restriction>
+      </xsd:simpleType>
+    </xsd:element>
+    <xsd:element name="MediaServiceGenerationTime" ma:index="16" nillable="true" ma:displayName="MediaServiceGenerationTime" ma:hidden="true" ma:internalName="MediaServiceGenerationTime" ma:readOnly="true">
+      <xsd:simpleType>
+        <xsd:restriction base="dms:Text"/>
+      </xsd:simpleType>
+    </xsd:element>
+    <xsd:element name="MediaServiceEventHashCode" ma:index="17" nillable="true" ma:displayName="MediaServiceEventHashCode" ma:hidden="true" ma:internalName="MediaServiceEventHashCode" ma:readOnly="true">
+      <xsd:simpleType>
+        <xsd:restriction base="dms:Text"/>
+      </xsd:simpleType>
+    </xsd:element>
+    <xsd:element name="MediaLengthInSeconds" ma:index="18" nillable="true" ma:displayName="MediaLengthInSeconds" ma:hidden="true" ma:internalName="MediaLengthInSeconds" ma:readOnly="true">
+      <xsd:simpleType>
+        <xsd:restriction base="dms:Unknown"/>
+      </xsd:simpleType>
+    </xsd:element>
+  </xsd:schema>
+  <xsd:schema xmlns="http://schemas.openxmlformats.org/package/2006/metadata/core-properties" xmlns:xsd="http://www.w3.org/2001/XMLSchema" xmlns:xsi="http://www.w3.org/2001/XMLSchema-instance" xmlns:dc="http://purl.org/dc/elements/1.1/" xmlns:dcterms="http://purl.org/dc/terms/" xmlns:odoc="http://schemas.microsoft.com/internal/obd" targetNamespace="http://schemas.openxmlformats.org/package/2006/metadata/core-properties" elementFormDefault="qualified" attributeFormDefault="unqualified" blockDefault="#all">
+    <xsd:import namespace="http://purl.org/dc/elements/1.1/" schemaLocation="http://dublincore.org/schemas/xmls/qdc/2003/04/02/dc.xsd"/>
+    <xsd:import namespace="http://purl.org/dc/terms/" schemaLocation="http://dublincore.org/schemas/xmls/qdc/2003/04/02/dcterms.xsd"/>
+    <xsd:element name="coreProperties" type="CT_coreProperties"/>
+    <xsd:complexType name="CT_coreProperties">
+      <xsd:all>
+        <xsd:element ref="dc:creator" minOccurs="0" maxOccurs="1"/>
+        <xsd:element ref="dcterms:created" minOccurs="0" maxOccurs="1"/>
+        <xsd:element ref="dc:identifier" minOccurs="0" maxOccurs="1"/>
+        <xsd:element name="contentType" minOccurs="0" maxOccurs="1" type="xsd:string" ma:index="0" ma:displayName="Inhaltstyp"/>
+        <xsd:element ref="dc:title" minOccurs="0" maxOccurs="1" ma:index="4" ma:displayName="Titel"/>
+        <xsd:element ref="dc:subject" minOccurs="0" maxOccurs="1"/>
+        <xsd:element ref="dc:description" minOccurs="0" maxOccurs="1"/>
+        <xsd:element name="keywords" minOccurs="0" maxOccurs="1" type="xsd:string"/>
+        <xsd:element ref="dc:language" minOccurs="0" maxOccurs="1"/>
+        <xsd:element name="category" minOccurs="0" maxOccurs="1" type="xsd:string"/>
+        <xsd:element name="version" minOccurs="0" maxOccurs="1" type="xsd:string"/>
+        <xsd:element name="revision" minOccurs="0" maxOccurs="1" type="xsd:string">
+          <xsd:annotation>
+            <xsd:documentation>
+                        This value indicates the number of saves or revisions. The application is responsible for updating this value after each revision.
+                    </xsd:documentation>
+          </xsd:annotation>
+        </xsd:element>
+        <xsd:element name="lastModifiedBy" minOccurs="0" maxOccurs="1" type="xsd:string"/>
+        <xsd:element ref="dcterms:modified" minOccurs="0" maxOccurs="1"/>
+        <xsd:element name="contentStatus" minOccurs="0" maxOccurs="1" type="xsd:string"/>
+      </xsd:all>
+    </xsd:complexType>
+  </xsd:schema>
+  <xs:schema xmlns:pc="http://schemas.microsoft.com/office/infopath/2007/PartnerControls" xmlns:xs="http://www.w3.org/2001/XMLSchema" targetNamespace="http://schemas.microsoft.com/office/infopath/2007/PartnerControls" elementFormDefault="qualified" attributeFormDefault="unqualified">
+    <xs:element name="Person">
+      <xs:complexType>
+        <xs:sequence>
+          <xs:element ref="pc:DisplayName" minOccurs="0"/>
+          <xs:element ref="pc:AccountId" minOccurs="0"/>
+          <xs:element ref="pc:AccountType" minOccurs="0"/>
+        </xs:sequence>
+      </xs:complexType>
+    </xs:element>
+    <xs:element name="DisplayName" type="xs:string"/>
+    <xs:element name="AccountId" type="xs:string"/>
+    <xs:element name="AccountType" type="xs:string"/>
+    <xs:element name="BDCAssociatedEntity">
+      <xs:complexType>
+        <xs:sequence>
+          <xs:element ref="pc:BDCEntity" minOccurs="0" maxOccurs="unbounded"/>
+        </xs:sequence>
+        <xs:attribute ref="pc:EntityNamespace"/>
+        <xs:attribute ref="pc:EntityName"/>
+        <xs:attribute ref="pc:SystemInstanceName"/>
+        <xs:attribute ref="pc:AssociationName"/>
+      </xs:complexType>
+    </xs:element>
+    <xs:attribute name="EntityNamespace" type="xs:string"/>
+    <xs:attribute name="EntityName" type="xs:string"/>
+    <xs:attribute name="SystemInstanceName" type="xs:string"/>
+    <xs:attribute name="AssociationName" type="xs:string"/>
+    <xs:element name="BDCEntity">
+      <xs:complexType>
+        <xs:sequence>
+          <xs:element ref="pc:EntityDisplayName" minOccurs="0"/>
+          <xs:element ref="pc:EntityInstanceReference" minOccurs="0"/>
+          <xs:element ref="pc:EntityId1" minOccurs="0"/>
+          <xs:element ref="pc:EntityId2" minOccurs="0"/>
+          <xs:element ref="pc:EntityId3" minOccurs="0"/>
+          <xs:element ref="pc:EntityId4" minOccurs="0"/>
+          <xs:element ref="pc:EntityId5" minOccurs="0"/>
+        </xs:sequence>
+      </xs:complexType>
+    </xs:element>
+    <xs:element name="EntityDisplayName" type="xs:string"/>
+    <xs:element name="EntityInstanceReference" type="xs:string"/>
+    <xs:element name="EntityId1" type="xs:string"/>
+    <xs:element name="EntityId2" type="xs:string"/>
+    <xs:element name="EntityId3" type="xs:string"/>
+    <xs:element name="EntityId4" type="xs:string"/>
+    <xs:element name="EntityId5" type="xs:string"/>
+    <xs:element name="Terms">
+      <xs:complexType>
+        <xs:sequence>
+          <xs:element ref="pc:TermInfo" minOccurs="0" maxOccurs="unbounded"/>
+        </xs:sequence>
+      </xs:complexType>
+    </xs:element>
+    <xs:element name="TermInfo">
+      <xs:complexType>
+        <xs:sequence>
+          <xs:element ref="pc:TermName" minOccurs="0"/>
+          <xs:element ref="pc:TermId" minOccurs="0"/>
+        </xs:sequence>
+      </xs:complexType>
+    </xs:element>
+    <xs:element name="TermName" type="xs:string"/>
+    <xs:element name="TermId" type="xs:string"/>
+  </xs:schema>
+</ct:contentTypeSchema>
+</file>
+
+<file path=customXml/itemProps1.xml><?xml version="1.0" encoding="utf-8"?>
+<ds:datastoreItem xmlns:ds="http://schemas.openxmlformats.org/officeDocument/2006/customXml" ds:itemID="{AD64154F-0FDC-40BF-8812-1C26CE9EAC29}">
+  <ds:schemaRefs>
+    <ds:schemaRef ds:uri="http://schemas.microsoft.com/office/2006/metadata/properties"/>
+    <ds:schemaRef ds:uri="http://schemas.microsoft.com/office/infopath/2007/PartnerControls"/>
+    <ds:schemaRef ds:uri="50b806b8-a224-4f65-b681-a97733d953a5"/>
+  </ds:schemaRefs>
+</ds:datastoreItem>
+</file>
+
+<file path=customXml/itemProps2.xml><?xml version="1.0" encoding="utf-8"?>
+<ds:datastoreItem xmlns:ds="http://schemas.openxmlformats.org/officeDocument/2006/customXml" ds:itemID="{732807B8-16BD-49A4-B88A-20603B88CA34}">
+  <ds:schemaRefs>
+    <ds:schemaRef ds:uri="http://schemas.microsoft.com/sharepoint/v3/contenttype/forms"/>
+  </ds:schemaRefs>
+</ds:datastoreItem>
+</file>
+
+<file path=customXml/itemProps3.xml><?xml version="1.0" encoding="utf-8"?>
+<ds:datastoreItem xmlns:ds="http://schemas.openxmlformats.org/officeDocument/2006/customXml" ds:itemID="{197D5FE4-3512-4F1E-A576-BE7184E0DF95}">
+  <ds:schemaRefs>
+    <ds:schemaRef ds:uri="http://schemas.microsoft.com/office/2006/metadata/contentType"/>
+    <ds:schemaRef ds:uri="http://schemas.microsoft.com/office/2006/metadata/properties/metaAttributes"/>
+    <ds:schemaRef ds:uri="http://www.w3.org/2001/XMLSchema"/>
+    <ds:schemaRef ds:uri="http://schemas.microsoft.com/office/2006/metadata/properties"/>
+    <ds:schemaRef ds:uri="50b806b8-a224-4f65-b681-a97733d953a5"/>
+    <ds:schemaRef ds:uri="http://schemas.microsoft.com/office/2006/documentManagement/types"/>
+    <ds:schemaRef ds:uri="http://schemas.microsoft.com/office/infopath/2007/PartnerControls"/>
+    <ds:schemaRef ds:uri="http://schemas.openxmlformats.org/package/2006/metadata/core-properties"/>
+    <ds:schemaRef ds:uri="http://purl.org/dc/elements/1.1/"/>
+    <ds:schemaRef ds:uri="http://purl.org/dc/terms/"/>
+    <ds:schemaRef ds:uri="http://schemas.microsoft.com/internal/obd"/>
+  </ds:schemaRefs>
+</ds:datastoreItem>
 </file>